--- a/accuracy-extractor-v2.1.0/RA_validation1.docx
+++ b/accuracy-extractor-v2.1.0/RA_validation1.docx
@@ -95,6 +95,44 @@
         </w:rPr>
         <w:br/>
         <w:br/>
+      </w:r>
+      <w:r>
+        <w:rPr>
+          <w:rFonts w:ascii="webkit-standard" w:hAnsi="webkit-standard"/>
+          <w:b w:val="false"/>
+          <w:i w:val="false"/>
+          <w:caps w:val="false"/>
+          <w:smallCaps w:val="false"/>
+          <w:color w:val="3D5AFE"/>
+          <w:spacing w:val="0"/>
+          <w:sz w:val="28"/>
+        </w:rPr>
+        <w:t>W</w:t>
+      </w:r>
+      <w:r>
+        <w:rPr>
+          <w:rFonts w:ascii="webkit-standard" w:hAnsi="webkit-standard"/>
+          <w:b w:val="false"/>
+          <w:i w:val="false"/>
+          <w:caps w:val="false"/>
+          <w:smallCaps w:val="false"/>
+          <w:color w:val="3D5AFE"/>
+          <w:spacing w:val="0"/>
+          <w:sz w:val="28"/>
+        </w:rPr>
+        <w:t>e did put 20, but one file is duplicate so the count is 19</w:t>
+      </w:r>
+      <w:r>
+        <w:rPr>
+          <w:rFonts w:ascii="webkit-standard" w:hAnsi="webkit-standard"/>
+          <w:b w:val="false"/>
+          <w:i w:val="false"/>
+          <w:caps w:val="false"/>
+          <w:smallCaps w:val="false"/>
+          <w:color w:val="auto"/>
+          <w:spacing w:val="0"/>
+          <w:sz w:val="28"/>
+        </w:rPr>
         <w:br/>
         <w:br/>
         <w:br/>
@@ -230,11 +268,11 @@
         </w:tblCellMar>
       </w:tblPr>
       <w:tblGrid>
-        <w:gridCol w:w="1227"/>
-        <w:gridCol w:w="2412"/>
+        <w:gridCol w:w="1226"/>
+        <w:gridCol w:w="2413"/>
         <w:gridCol w:w="2323"/>
-        <w:gridCol w:w="2083"/>
-        <w:gridCol w:w="1593"/>
+        <w:gridCol w:w="2082"/>
+        <w:gridCol w:w="1594"/>
       </w:tblGrid>
       <w:tr>
         <w:trPr>
@@ -242,7 +280,7 @@
         </w:trPr>
         <w:tc>
           <w:tcPr>
-            <w:tcW w:w="1227" w:type="dxa"/>
+            <w:tcW w:w="1226" w:type="dxa"/>
             <w:tcBorders/>
             <w:vAlign w:val="center"/>
           </w:tcPr>
@@ -262,7 +300,7 @@
         </w:tc>
         <w:tc>
           <w:tcPr>
-            <w:tcW w:w="2412" w:type="dxa"/>
+            <w:tcW w:w="2413" w:type="dxa"/>
             <w:tcBorders/>
             <w:vAlign w:val="center"/>
           </w:tcPr>
@@ -302,7 +340,7 @@
         </w:tc>
         <w:tc>
           <w:tcPr>
-            <w:tcW w:w="2083" w:type="dxa"/>
+            <w:tcW w:w="2082" w:type="dxa"/>
             <w:tcBorders/>
             <w:vAlign w:val="center"/>
           </w:tcPr>
@@ -322,7 +360,7 @@
         </w:tc>
         <w:tc>
           <w:tcPr>
-            <w:tcW w:w="1593" w:type="dxa"/>
+            <w:tcW w:w="1594" w:type="dxa"/>
             <w:tcBorders/>
             <w:vAlign w:val="center"/>
           </w:tcPr>
@@ -345,7 +383,7 @@
         <w:trPr/>
         <w:tc>
           <w:tcPr>
-            <w:tcW w:w="1227" w:type="dxa"/>
+            <w:tcW w:w="1226" w:type="dxa"/>
             <w:tcBorders/>
             <w:vAlign w:val="center"/>
           </w:tcPr>
@@ -364,7 +402,7 @@
         </w:tc>
         <w:tc>
           <w:tcPr>
-            <w:tcW w:w="2412" w:type="dxa"/>
+            <w:tcW w:w="2413" w:type="dxa"/>
             <w:tcBorders/>
             <w:vAlign w:val="center"/>
           </w:tcPr>
@@ -402,7 +440,7 @@
         </w:tc>
         <w:tc>
           <w:tcPr>
-            <w:tcW w:w="2083" w:type="dxa"/>
+            <w:tcW w:w="2082" w:type="dxa"/>
             <w:tcBorders/>
             <w:vAlign w:val="center"/>
           </w:tcPr>
@@ -421,7 +459,7 @@
         </w:tc>
         <w:tc>
           <w:tcPr>
-            <w:tcW w:w="1593" w:type="dxa"/>
+            <w:tcW w:w="1594" w:type="dxa"/>
             <w:tcBorders/>
             <w:vAlign w:val="center"/>
           </w:tcPr>
@@ -446,7 +484,7 @@
         <w:trPr/>
         <w:tc>
           <w:tcPr>
-            <w:tcW w:w="1227" w:type="dxa"/>
+            <w:tcW w:w="1226" w:type="dxa"/>
             <w:tcBorders/>
             <w:vAlign w:val="center"/>
           </w:tcPr>
@@ -465,7 +503,7 @@
         </w:tc>
         <w:tc>
           <w:tcPr>
-            <w:tcW w:w="2412" w:type="dxa"/>
+            <w:tcW w:w="2413" w:type="dxa"/>
             <w:tcBorders/>
             <w:vAlign w:val="center"/>
           </w:tcPr>
@@ -512,7 +550,7 @@
         </w:tc>
         <w:tc>
           <w:tcPr>
-            <w:tcW w:w="2083" w:type="dxa"/>
+            <w:tcW w:w="2082" w:type="dxa"/>
             <w:tcBorders/>
             <w:vAlign w:val="center"/>
           </w:tcPr>
@@ -531,7 +569,7 @@
         </w:tc>
         <w:tc>
           <w:tcPr>
-            <w:tcW w:w="1593" w:type="dxa"/>
+            <w:tcW w:w="1594" w:type="dxa"/>
             <w:tcBorders/>
             <w:vAlign w:val="center"/>
           </w:tcPr>
@@ -556,7 +594,7 @@
         <w:trPr/>
         <w:tc>
           <w:tcPr>
-            <w:tcW w:w="1227" w:type="dxa"/>
+            <w:tcW w:w="1226" w:type="dxa"/>
             <w:tcBorders/>
             <w:vAlign w:val="center"/>
           </w:tcPr>
@@ -575,7 +613,7 @@
         </w:tc>
         <w:tc>
           <w:tcPr>
-            <w:tcW w:w="2412" w:type="dxa"/>
+            <w:tcW w:w="2413" w:type="dxa"/>
             <w:tcBorders/>
             <w:vAlign w:val="center"/>
           </w:tcPr>
@@ -613,7 +651,7 @@
         </w:tc>
         <w:tc>
           <w:tcPr>
-            <w:tcW w:w="2083" w:type="dxa"/>
+            <w:tcW w:w="2082" w:type="dxa"/>
             <w:tcBorders/>
             <w:vAlign w:val="center"/>
           </w:tcPr>
@@ -632,7 +670,7 @@
         </w:tc>
         <w:tc>
           <w:tcPr>
-            <w:tcW w:w="1593" w:type="dxa"/>
+            <w:tcW w:w="1594" w:type="dxa"/>
             <w:tcBorders/>
             <w:vAlign w:val="center"/>
           </w:tcPr>
@@ -657,7 +695,7 @@
         <w:trPr/>
         <w:tc>
           <w:tcPr>
-            <w:tcW w:w="1227" w:type="dxa"/>
+            <w:tcW w:w="1226" w:type="dxa"/>
             <w:tcBorders/>
             <w:vAlign w:val="center"/>
           </w:tcPr>
@@ -676,7 +714,7 @@
         </w:tc>
         <w:tc>
           <w:tcPr>
-            <w:tcW w:w="2412" w:type="dxa"/>
+            <w:tcW w:w="2413" w:type="dxa"/>
             <w:tcBorders/>
             <w:vAlign w:val="center"/>
           </w:tcPr>
@@ -714,7 +752,7 @@
         </w:tc>
         <w:tc>
           <w:tcPr>
-            <w:tcW w:w="2083" w:type="dxa"/>
+            <w:tcW w:w="2082" w:type="dxa"/>
             <w:tcBorders/>
             <w:vAlign w:val="center"/>
           </w:tcPr>
@@ -733,7 +771,7 @@
         </w:tc>
         <w:tc>
           <w:tcPr>
-            <w:tcW w:w="1593" w:type="dxa"/>
+            <w:tcW w:w="1594" w:type="dxa"/>
             <w:tcBorders/>
             <w:vAlign w:val="center"/>
           </w:tcPr>
@@ -758,7 +796,7 @@
         <w:trPr/>
         <w:tc>
           <w:tcPr>
-            <w:tcW w:w="1227" w:type="dxa"/>
+            <w:tcW w:w="1226" w:type="dxa"/>
             <w:tcBorders/>
             <w:vAlign w:val="center"/>
           </w:tcPr>
@@ -777,7 +815,7 @@
         </w:tc>
         <w:tc>
           <w:tcPr>
-            <w:tcW w:w="2412" w:type="dxa"/>
+            <w:tcW w:w="2413" w:type="dxa"/>
             <w:tcBorders/>
             <w:vAlign w:val="center"/>
           </w:tcPr>
@@ -815,7 +853,7 @@
         </w:tc>
         <w:tc>
           <w:tcPr>
-            <w:tcW w:w="2083" w:type="dxa"/>
+            <w:tcW w:w="2082" w:type="dxa"/>
             <w:tcBorders/>
             <w:vAlign w:val="center"/>
           </w:tcPr>
@@ -834,7 +872,7 @@
         </w:tc>
         <w:tc>
           <w:tcPr>
-            <w:tcW w:w="1593" w:type="dxa"/>
+            <w:tcW w:w="1594" w:type="dxa"/>
             <w:tcBorders/>
             <w:vAlign w:val="center"/>
           </w:tcPr>
@@ -863,7 +901,7 @@
         <w:trPr/>
         <w:tc>
           <w:tcPr>
-            <w:tcW w:w="1227" w:type="dxa"/>
+            <w:tcW w:w="1226" w:type="dxa"/>
             <w:tcBorders/>
             <w:vAlign w:val="center"/>
           </w:tcPr>
@@ -882,7 +920,7 @@
         </w:tc>
         <w:tc>
           <w:tcPr>
-            <w:tcW w:w="2412" w:type="dxa"/>
+            <w:tcW w:w="2413" w:type="dxa"/>
             <w:tcBorders/>
             <w:vAlign w:val="center"/>
           </w:tcPr>
@@ -920,7 +958,7 @@
         </w:tc>
         <w:tc>
           <w:tcPr>
-            <w:tcW w:w="2083" w:type="dxa"/>
+            <w:tcW w:w="2082" w:type="dxa"/>
             <w:tcBorders/>
             <w:vAlign w:val="center"/>
           </w:tcPr>
@@ -939,7 +977,7 @@
         </w:tc>
         <w:tc>
           <w:tcPr>
-            <w:tcW w:w="1593" w:type="dxa"/>
+            <w:tcW w:w="1594" w:type="dxa"/>
             <w:tcBorders/>
             <w:vAlign w:val="center"/>
           </w:tcPr>
@@ -964,7 +1002,7 @@
         <w:trPr/>
         <w:tc>
           <w:tcPr>
-            <w:tcW w:w="1227" w:type="dxa"/>
+            <w:tcW w:w="1226" w:type="dxa"/>
             <w:tcBorders/>
             <w:vAlign w:val="center"/>
           </w:tcPr>
@@ -983,7 +1021,7 @@
         </w:tc>
         <w:tc>
           <w:tcPr>
-            <w:tcW w:w="2412" w:type="dxa"/>
+            <w:tcW w:w="2413" w:type="dxa"/>
             <w:tcBorders/>
             <w:vAlign w:val="center"/>
           </w:tcPr>
@@ -1021,7 +1059,7 @@
         </w:tc>
         <w:tc>
           <w:tcPr>
-            <w:tcW w:w="2083" w:type="dxa"/>
+            <w:tcW w:w="2082" w:type="dxa"/>
             <w:tcBorders/>
             <w:vAlign w:val="center"/>
           </w:tcPr>
@@ -1040,7 +1078,7 @@
         </w:tc>
         <w:tc>
           <w:tcPr>
-            <w:tcW w:w="1593" w:type="dxa"/>
+            <w:tcW w:w="1594" w:type="dxa"/>
             <w:tcBorders/>
             <w:vAlign w:val="center"/>
           </w:tcPr>
@@ -1065,7 +1103,7 @@
         <w:trPr/>
         <w:tc>
           <w:tcPr>
-            <w:tcW w:w="1227" w:type="dxa"/>
+            <w:tcW w:w="1226" w:type="dxa"/>
             <w:tcBorders/>
             <w:vAlign w:val="center"/>
           </w:tcPr>
@@ -1084,7 +1122,7 @@
         </w:tc>
         <w:tc>
           <w:tcPr>
-            <w:tcW w:w="2412" w:type="dxa"/>
+            <w:tcW w:w="2413" w:type="dxa"/>
             <w:tcBorders/>
             <w:vAlign w:val="center"/>
           </w:tcPr>
@@ -1122,7 +1160,7 @@
         </w:tc>
         <w:tc>
           <w:tcPr>
-            <w:tcW w:w="2083" w:type="dxa"/>
+            <w:tcW w:w="2082" w:type="dxa"/>
             <w:tcBorders/>
             <w:vAlign w:val="center"/>
           </w:tcPr>
@@ -1141,7 +1179,7 @@
         </w:tc>
         <w:tc>
           <w:tcPr>
-            <w:tcW w:w="1593" w:type="dxa"/>
+            <w:tcW w:w="1594" w:type="dxa"/>
             <w:tcBorders/>
             <w:vAlign w:val="center"/>
           </w:tcPr>
@@ -1170,7 +1208,7 @@
         <w:trPr/>
         <w:tc>
           <w:tcPr>
-            <w:tcW w:w="1227" w:type="dxa"/>
+            <w:tcW w:w="1226" w:type="dxa"/>
             <w:tcBorders/>
             <w:vAlign w:val="center"/>
           </w:tcPr>
@@ -1189,7 +1227,7 @@
         </w:tc>
         <w:tc>
           <w:tcPr>
-            <w:tcW w:w="2412" w:type="dxa"/>
+            <w:tcW w:w="2413" w:type="dxa"/>
             <w:tcBorders/>
             <w:vAlign w:val="center"/>
           </w:tcPr>
@@ -1227,7 +1265,7 @@
         </w:tc>
         <w:tc>
           <w:tcPr>
-            <w:tcW w:w="2083" w:type="dxa"/>
+            <w:tcW w:w="2082" w:type="dxa"/>
             <w:tcBorders/>
             <w:vAlign w:val="center"/>
           </w:tcPr>
@@ -1246,7 +1284,7 @@
         </w:tc>
         <w:tc>
           <w:tcPr>
-            <w:tcW w:w="1593" w:type="dxa"/>
+            <w:tcW w:w="1594" w:type="dxa"/>
             <w:tcBorders/>
             <w:vAlign w:val="center"/>
           </w:tcPr>
@@ -1275,7 +1313,7 @@
         <w:trPr/>
         <w:tc>
           <w:tcPr>
-            <w:tcW w:w="1227" w:type="dxa"/>
+            <w:tcW w:w="1226" w:type="dxa"/>
             <w:tcBorders/>
             <w:vAlign w:val="center"/>
           </w:tcPr>
@@ -1294,7 +1332,7 @@
         </w:tc>
         <w:tc>
           <w:tcPr>
-            <w:tcW w:w="2412" w:type="dxa"/>
+            <w:tcW w:w="2413" w:type="dxa"/>
             <w:tcBorders/>
             <w:vAlign w:val="center"/>
           </w:tcPr>
@@ -1332,7 +1370,7 @@
         </w:tc>
         <w:tc>
           <w:tcPr>
-            <w:tcW w:w="2083" w:type="dxa"/>
+            <w:tcW w:w="2082" w:type="dxa"/>
             <w:tcBorders/>
             <w:vAlign w:val="center"/>
           </w:tcPr>
@@ -1351,7 +1389,7 @@
         </w:tc>
         <w:tc>
           <w:tcPr>
-            <w:tcW w:w="1593" w:type="dxa"/>
+            <w:tcW w:w="1594" w:type="dxa"/>
             <w:tcBorders/>
             <w:vAlign w:val="center"/>
           </w:tcPr>
@@ -1376,7 +1414,7 @@
         <w:trPr/>
         <w:tc>
           <w:tcPr>
-            <w:tcW w:w="1227" w:type="dxa"/>
+            <w:tcW w:w="1226" w:type="dxa"/>
             <w:tcBorders/>
             <w:vAlign w:val="center"/>
           </w:tcPr>
@@ -1395,7 +1433,7 @@
         </w:tc>
         <w:tc>
           <w:tcPr>
-            <w:tcW w:w="2412" w:type="dxa"/>
+            <w:tcW w:w="2413" w:type="dxa"/>
             <w:tcBorders/>
             <w:vAlign w:val="center"/>
           </w:tcPr>
@@ -1433,7 +1471,7 @@
         </w:tc>
         <w:tc>
           <w:tcPr>
-            <w:tcW w:w="2083" w:type="dxa"/>
+            <w:tcW w:w="2082" w:type="dxa"/>
             <w:tcBorders/>
             <w:vAlign w:val="center"/>
           </w:tcPr>
@@ -1452,7 +1490,7 @@
         </w:tc>
         <w:tc>
           <w:tcPr>
-            <w:tcW w:w="1593" w:type="dxa"/>
+            <w:tcW w:w="1594" w:type="dxa"/>
             <w:tcBorders/>
             <w:vAlign w:val="center"/>
           </w:tcPr>
@@ -1477,7 +1515,7 @@
         <w:trPr/>
         <w:tc>
           <w:tcPr>
-            <w:tcW w:w="1227" w:type="dxa"/>
+            <w:tcW w:w="1226" w:type="dxa"/>
             <w:tcBorders/>
             <w:vAlign w:val="center"/>
           </w:tcPr>
@@ -1496,7 +1534,7 @@
         </w:tc>
         <w:tc>
           <w:tcPr>
-            <w:tcW w:w="2412" w:type="dxa"/>
+            <w:tcW w:w="2413" w:type="dxa"/>
             <w:tcBorders/>
             <w:vAlign w:val="center"/>
           </w:tcPr>
@@ -1534,7 +1572,7 @@
         </w:tc>
         <w:tc>
           <w:tcPr>
-            <w:tcW w:w="2083" w:type="dxa"/>
+            <w:tcW w:w="2082" w:type="dxa"/>
             <w:tcBorders/>
             <w:vAlign w:val="center"/>
           </w:tcPr>
@@ -1553,7 +1591,7 @@
         </w:tc>
         <w:tc>
           <w:tcPr>
-            <w:tcW w:w="1593" w:type="dxa"/>
+            <w:tcW w:w="1594" w:type="dxa"/>
             <w:tcBorders/>
             <w:vAlign w:val="center"/>
           </w:tcPr>
@@ -1578,7 +1616,7 @@
         <w:trPr/>
         <w:tc>
           <w:tcPr>
-            <w:tcW w:w="1227" w:type="dxa"/>
+            <w:tcW w:w="1226" w:type="dxa"/>
             <w:tcBorders/>
             <w:vAlign w:val="center"/>
           </w:tcPr>
@@ -1597,7 +1635,7 @@
         </w:tc>
         <w:tc>
           <w:tcPr>
-            <w:tcW w:w="2412" w:type="dxa"/>
+            <w:tcW w:w="2413" w:type="dxa"/>
             <w:tcBorders/>
             <w:vAlign w:val="center"/>
           </w:tcPr>
@@ -1635,7 +1673,7 @@
         </w:tc>
         <w:tc>
           <w:tcPr>
-            <w:tcW w:w="2083" w:type="dxa"/>
+            <w:tcW w:w="2082" w:type="dxa"/>
             <w:tcBorders/>
             <w:vAlign w:val="center"/>
           </w:tcPr>
@@ -1654,7 +1692,7 @@
         </w:tc>
         <w:tc>
           <w:tcPr>
-            <w:tcW w:w="1593" w:type="dxa"/>
+            <w:tcW w:w="1594" w:type="dxa"/>
             <w:tcBorders/>
             <w:vAlign w:val="center"/>
           </w:tcPr>
@@ -1679,7 +1717,7 @@
         <w:trPr/>
         <w:tc>
           <w:tcPr>
-            <w:tcW w:w="1227" w:type="dxa"/>
+            <w:tcW w:w="1226" w:type="dxa"/>
             <w:tcBorders/>
             <w:vAlign w:val="center"/>
           </w:tcPr>
@@ -1698,7 +1736,7 @@
         </w:tc>
         <w:tc>
           <w:tcPr>
-            <w:tcW w:w="2412" w:type="dxa"/>
+            <w:tcW w:w="2413" w:type="dxa"/>
             <w:tcBorders/>
             <w:vAlign w:val="center"/>
           </w:tcPr>
@@ -1736,7 +1774,7 @@
         </w:tc>
         <w:tc>
           <w:tcPr>
-            <w:tcW w:w="2083" w:type="dxa"/>
+            <w:tcW w:w="2082" w:type="dxa"/>
             <w:tcBorders/>
             <w:vAlign w:val="center"/>
           </w:tcPr>
@@ -1755,7 +1793,7 @@
         </w:tc>
         <w:tc>
           <w:tcPr>
-            <w:tcW w:w="1593" w:type="dxa"/>
+            <w:tcW w:w="1594" w:type="dxa"/>
             <w:tcBorders/>
             <w:vAlign w:val="center"/>
           </w:tcPr>
@@ -1780,7 +1818,7 @@
         <w:trPr/>
         <w:tc>
           <w:tcPr>
-            <w:tcW w:w="1227" w:type="dxa"/>
+            <w:tcW w:w="1226" w:type="dxa"/>
             <w:tcBorders/>
             <w:vAlign w:val="center"/>
           </w:tcPr>
@@ -1799,7 +1837,7 @@
         </w:tc>
         <w:tc>
           <w:tcPr>
-            <w:tcW w:w="2412" w:type="dxa"/>
+            <w:tcW w:w="2413" w:type="dxa"/>
             <w:tcBorders/>
             <w:vAlign w:val="center"/>
           </w:tcPr>
@@ -1837,7 +1875,7 @@
         </w:tc>
         <w:tc>
           <w:tcPr>
-            <w:tcW w:w="2083" w:type="dxa"/>
+            <w:tcW w:w="2082" w:type="dxa"/>
             <w:tcBorders/>
             <w:vAlign w:val="center"/>
           </w:tcPr>
@@ -1856,7 +1894,7 @@
         </w:tc>
         <w:tc>
           <w:tcPr>
-            <w:tcW w:w="1593" w:type="dxa"/>
+            <w:tcW w:w="1594" w:type="dxa"/>
             <w:tcBorders/>
             <w:vAlign w:val="center"/>
           </w:tcPr>
@@ -1881,7 +1919,7 @@
         <w:trPr/>
         <w:tc>
           <w:tcPr>
-            <w:tcW w:w="1227" w:type="dxa"/>
+            <w:tcW w:w="1226" w:type="dxa"/>
             <w:tcBorders/>
             <w:vAlign w:val="center"/>
           </w:tcPr>
@@ -1900,7 +1938,7 @@
         </w:tc>
         <w:tc>
           <w:tcPr>
-            <w:tcW w:w="2412" w:type="dxa"/>
+            <w:tcW w:w="2413" w:type="dxa"/>
             <w:tcBorders/>
             <w:vAlign w:val="center"/>
           </w:tcPr>
@@ -1938,7 +1976,7 @@
         </w:tc>
         <w:tc>
           <w:tcPr>
-            <w:tcW w:w="2083" w:type="dxa"/>
+            <w:tcW w:w="2082" w:type="dxa"/>
             <w:tcBorders/>
             <w:vAlign w:val="center"/>
           </w:tcPr>
@@ -1957,7 +1995,7 @@
         </w:tc>
         <w:tc>
           <w:tcPr>
-            <w:tcW w:w="1593" w:type="dxa"/>
+            <w:tcW w:w="1594" w:type="dxa"/>
             <w:tcBorders/>
             <w:vAlign w:val="center"/>
           </w:tcPr>
@@ -1982,7 +2020,7 @@
         <w:trPr/>
         <w:tc>
           <w:tcPr>
-            <w:tcW w:w="1227" w:type="dxa"/>
+            <w:tcW w:w="1226" w:type="dxa"/>
             <w:tcBorders/>
             <w:vAlign w:val="center"/>
           </w:tcPr>
@@ -2001,7 +2039,7 @@
         </w:tc>
         <w:tc>
           <w:tcPr>
-            <w:tcW w:w="2412" w:type="dxa"/>
+            <w:tcW w:w="2413" w:type="dxa"/>
             <w:tcBorders/>
             <w:vAlign w:val="center"/>
           </w:tcPr>
@@ -2039,7 +2077,7 @@
         </w:tc>
         <w:tc>
           <w:tcPr>
-            <w:tcW w:w="2083" w:type="dxa"/>
+            <w:tcW w:w="2082" w:type="dxa"/>
             <w:tcBorders/>
             <w:vAlign w:val="center"/>
           </w:tcPr>
@@ -2058,7 +2096,7 @@
         </w:tc>
         <w:tc>
           <w:tcPr>
-            <w:tcW w:w="1593" w:type="dxa"/>
+            <w:tcW w:w="1594" w:type="dxa"/>
             <w:tcBorders/>
             <w:vAlign w:val="center"/>
           </w:tcPr>
@@ -2083,7 +2121,7 @@
         <w:trPr/>
         <w:tc>
           <w:tcPr>
-            <w:tcW w:w="1227" w:type="dxa"/>
+            <w:tcW w:w="1226" w:type="dxa"/>
             <w:tcBorders/>
             <w:vAlign w:val="center"/>
           </w:tcPr>
@@ -2102,7 +2140,7 @@
         </w:tc>
         <w:tc>
           <w:tcPr>
-            <w:tcW w:w="2412" w:type="dxa"/>
+            <w:tcW w:w="2413" w:type="dxa"/>
             <w:tcBorders/>
             <w:vAlign w:val="center"/>
           </w:tcPr>
@@ -2140,7 +2178,7 @@
         </w:tc>
         <w:tc>
           <w:tcPr>
-            <w:tcW w:w="2083" w:type="dxa"/>
+            <w:tcW w:w="2082" w:type="dxa"/>
             <w:tcBorders/>
             <w:vAlign w:val="center"/>
           </w:tcPr>
@@ -2159,7 +2197,7 @@
         </w:tc>
         <w:tc>
           <w:tcPr>
-            <w:tcW w:w="1593" w:type="dxa"/>
+            <w:tcW w:w="1594" w:type="dxa"/>
             <w:tcBorders/>
             <w:vAlign w:val="center"/>
           </w:tcPr>
@@ -2184,7 +2222,7 @@
         <w:trPr/>
         <w:tc>
           <w:tcPr>
-            <w:tcW w:w="1227" w:type="dxa"/>
+            <w:tcW w:w="1226" w:type="dxa"/>
             <w:tcBorders/>
             <w:vAlign w:val="center"/>
           </w:tcPr>
@@ -2203,7 +2241,7 @@
         </w:tc>
         <w:tc>
           <w:tcPr>
-            <w:tcW w:w="2412" w:type="dxa"/>
+            <w:tcW w:w="2413" w:type="dxa"/>
             <w:tcBorders/>
             <w:vAlign w:val="center"/>
           </w:tcPr>
@@ -2241,7 +2279,7 @@
         </w:tc>
         <w:tc>
           <w:tcPr>
-            <w:tcW w:w="2083" w:type="dxa"/>
+            <w:tcW w:w="2082" w:type="dxa"/>
             <w:tcBorders/>
             <w:vAlign w:val="center"/>
           </w:tcPr>
@@ -2260,7 +2298,7 @@
         </w:tc>
         <w:tc>
           <w:tcPr>
-            <w:tcW w:w="1593" w:type="dxa"/>
+            <w:tcW w:w="1594" w:type="dxa"/>
             <w:tcBorders/>
             <w:vAlign w:val="center"/>
           </w:tcPr>
@@ -2397,11 +2435,11 @@
         </w:tblCellMar>
       </w:tblPr>
       <w:tblGrid>
-        <w:gridCol w:w="1228"/>
-        <w:gridCol w:w="2413"/>
-        <w:gridCol w:w="1665"/>
+        <w:gridCol w:w="1227"/>
+        <w:gridCol w:w="2414"/>
+        <w:gridCol w:w="1664"/>
         <w:gridCol w:w="2339"/>
-        <w:gridCol w:w="1993"/>
+        <w:gridCol w:w="1994"/>
       </w:tblGrid>
       <w:tr>
         <w:trPr>
@@ -2409,7 +2447,7 @@
         </w:trPr>
         <w:tc>
           <w:tcPr>
-            <w:tcW w:w="1228" w:type="dxa"/>
+            <w:tcW w:w="1227" w:type="dxa"/>
             <w:tcBorders/>
             <w:vAlign w:val="center"/>
           </w:tcPr>
@@ -2429,7 +2467,7 @@
         </w:tc>
         <w:tc>
           <w:tcPr>
-            <w:tcW w:w="2413" w:type="dxa"/>
+            <w:tcW w:w="2414" w:type="dxa"/>
             <w:tcBorders/>
             <w:vAlign w:val="center"/>
           </w:tcPr>
@@ -2449,7 +2487,7 @@
         </w:tc>
         <w:tc>
           <w:tcPr>
-            <w:tcW w:w="1665" w:type="dxa"/>
+            <w:tcW w:w="1664" w:type="dxa"/>
             <w:tcBorders/>
             <w:vAlign w:val="center"/>
           </w:tcPr>
@@ -2489,7 +2527,7 @@
         </w:tc>
         <w:tc>
           <w:tcPr>
-            <w:tcW w:w="1993" w:type="dxa"/>
+            <w:tcW w:w="1994" w:type="dxa"/>
             <w:tcBorders/>
             <w:vAlign w:val="center"/>
           </w:tcPr>
@@ -2512,7 +2550,7 @@
         <w:trPr/>
         <w:tc>
           <w:tcPr>
-            <w:tcW w:w="1228" w:type="dxa"/>
+            <w:tcW w:w="1227" w:type="dxa"/>
             <w:tcBorders/>
             <w:vAlign w:val="center"/>
           </w:tcPr>
@@ -2531,7 +2569,7 @@
         </w:tc>
         <w:tc>
           <w:tcPr>
-            <w:tcW w:w="2413" w:type="dxa"/>
+            <w:tcW w:w="2414" w:type="dxa"/>
             <w:tcBorders/>
             <w:vAlign w:val="center"/>
           </w:tcPr>
@@ -2550,7 +2588,7 @@
         </w:tc>
         <w:tc>
           <w:tcPr>
-            <w:tcW w:w="1665" w:type="dxa"/>
+            <w:tcW w:w="1664" w:type="dxa"/>
             <w:tcBorders/>
             <w:vAlign w:val="center"/>
           </w:tcPr>
@@ -2588,7 +2626,7 @@
         </w:tc>
         <w:tc>
           <w:tcPr>
-            <w:tcW w:w="1993" w:type="dxa"/>
+            <w:tcW w:w="1994" w:type="dxa"/>
             <w:tcBorders/>
             <w:vAlign w:val="center"/>
           </w:tcPr>
@@ -2617,7 +2655,7 @@
         <w:trPr/>
         <w:tc>
           <w:tcPr>
-            <w:tcW w:w="1228" w:type="dxa"/>
+            <w:tcW w:w="1227" w:type="dxa"/>
             <w:tcBorders/>
             <w:vAlign w:val="center"/>
           </w:tcPr>
@@ -2636,7 +2674,7 @@
         </w:tc>
         <w:tc>
           <w:tcPr>
-            <w:tcW w:w="2413" w:type="dxa"/>
+            <w:tcW w:w="2414" w:type="dxa"/>
             <w:tcBorders/>
             <w:vAlign w:val="center"/>
           </w:tcPr>
@@ -2664,7 +2702,7 @@
         </w:tc>
         <w:tc>
           <w:tcPr>
-            <w:tcW w:w="1665" w:type="dxa"/>
+            <w:tcW w:w="1664" w:type="dxa"/>
             <w:tcBorders/>
             <w:vAlign w:val="center"/>
           </w:tcPr>
@@ -2702,7 +2740,7 @@
         </w:tc>
         <w:tc>
           <w:tcPr>
-            <w:tcW w:w="1993" w:type="dxa"/>
+            <w:tcW w:w="1994" w:type="dxa"/>
             <w:tcBorders/>
             <w:vAlign w:val="center"/>
           </w:tcPr>
@@ -2727,7 +2765,7 @@
         <w:trPr/>
         <w:tc>
           <w:tcPr>
-            <w:tcW w:w="1228" w:type="dxa"/>
+            <w:tcW w:w="1227" w:type="dxa"/>
             <w:tcBorders/>
             <w:vAlign w:val="center"/>
           </w:tcPr>
@@ -2746,7 +2784,7 @@
         </w:tc>
         <w:tc>
           <w:tcPr>
-            <w:tcW w:w="2413" w:type="dxa"/>
+            <w:tcW w:w="2414" w:type="dxa"/>
             <w:tcBorders/>
             <w:vAlign w:val="center"/>
           </w:tcPr>
@@ -2765,7 +2803,7 @@
         </w:tc>
         <w:tc>
           <w:tcPr>
-            <w:tcW w:w="1665" w:type="dxa"/>
+            <w:tcW w:w="1664" w:type="dxa"/>
             <w:tcBorders/>
             <w:vAlign w:val="center"/>
           </w:tcPr>
@@ -2803,7 +2841,7 @@
         </w:tc>
         <w:tc>
           <w:tcPr>
-            <w:tcW w:w="1993" w:type="dxa"/>
+            <w:tcW w:w="1994" w:type="dxa"/>
             <w:tcBorders/>
             <w:vAlign w:val="center"/>
           </w:tcPr>
@@ -2828,7 +2866,7 @@
         <w:trPr/>
         <w:tc>
           <w:tcPr>
-            <w:tcW w:w="1228" w:type="dxa"/>
+            <w:tcW w:w="1227" w:type="dxa"/>
             <w:tcBorders/>
             <w:vAlign w:val="center"/>
           </w:tcPr>
@@ -2847,7 +2885,7 @@
         </w:tc>
         <w:tc>
           <w:tcPr>
-            <w:tcW w:w="2413" w:type="dxa"/>
+            <w:tcW w:w="2414" w:type="dxa"/>
             <w:tcBorders/>
             <w:vAlign w:val="center"/>
           </w:tcPr>
@@ -2866,7 +2904,7 @@
         </w:tc>
         <w:tc>
           <w:tcPr>
-            <w:tcW w:w="1665" w:type="dxa"/>
+            <w:tcW w:w="1664" w:type="dxa"/>
             <w:tcBorders/>
             <w:vAlign w:val="center"/>
           </w:tcPr>
@@ -2904,7 +2942,7 @@
         </w:tc>
         <w:tc>
           <w:tcPr>
-            <w:tcW w:w="1993" w:type="dxa"/>
+            <w:tcW w:w="1994" w:type="dxa"/>
             <w:tcBorders/>
             <w:vAlign w:val="center"/>
           </w:tcPr>
@@ -2929,7 +2967,7 @@
         <w:trPr/>
         <w:tc>
           <w:tcPr>
-            <w:tcW w:w="1228" w:type="dxa"/>
+            <w:tcW w:w="1227" w:type="dxa"/>
             <w:tcBorders/>
             <w:vAlign w:val="center"/>
           </w:tcPr>
@@ -2948,7 +2986,7 @@
         </w:tc>
         <w:tc>
           <w:tcPr>
-            <w:tcW w:w="2413" w:type="dxa"/>
+            <w:tcW w:w="2414" w:type="dxa"/>
             <w:tcBorders/>
             <w:vAlign w:val="center"/>
           </w:tcPr>
@@ -2967,7 +3005,7 @@
         </w:tc>
         <w:tc>
           <w:tcPr>
-            <w:tcW w:w="1665" w:type="dxa"/>
+            <w:tcW w:w="1664" w:type="dxa"/>
             <w:tcBorders/>
             <w:vAlign w:val="center"/>
           </w:tcPr>
@@ -3005,7 +3043,7 @@
         </w:tc>
         <w:tc>
           <w:tcPr>
-            <w:tcW w:w="1993" w:type="dxa"/>
+            <w:tcW w:w="1994" w:type="dxa"/>
             <w:tcBorders/>
             <w:vAlign w:val="center"/>
           </w:tcPr>
@@ -3034,7 +3072,7 @@
         <w:trPr/>
         <w:tc>
           <w:tcPr>
-            <w:tcW w:w="1228" w:type="dxa"/>
+            <w:tcW w:w="1227" w:type="dxa"/>
             <w:tcBorders/>
             <w:vAlign w:val="center"/>
           </w:tcPr>
@@ -3053,7 +3091,7 @@
         </w:tc>
         <w:tc>
           <w:tcPr>
-            <w:tcW w:w="2413" w:type="dxa"/>
+            <w:tcW w:w="2414" w:type="dxa"/>
             <w:tcBorders/>
             <w:vAlign w:val="center"/>
           </w:tcPr>
@@ -3072,7 +3110,7 @@
         </w:tc>
         <w:tc>
           <w:tcPr>
-            <w:tcW w:w="1665" w:type="dxa"/>
+            <w:tcW w:w="1664" w:type="dxa"/>
             <w:tcBorders/>
             <w:vAlign w:val="center"/>
           </w:tcPr>
@@ -3110,7 +3148,7 @@
         </w:tc>
         <w:tc>
           <w:tcPr>
-            <w:tcW w:w="1993" w:type="dxa"/>
+            <w:tcW w:w="1994" w:type="dxa"/>
             <w:tcBorders/>
             <w:vAlign w:val="center"/>
           </w:tcPr>
@@ -3135,7 +3173,7 @@
         <w:trPr/>
         <w:tc>
           <w:tcPr>
-            <w:tcW w:w="1228" w:type="dxa"/>
+            <w:tcW w:w="1227" w:type="dxa"/>
             <w:tcBorders/>
             <w:vAlign w:val="center"/>
           </w:tcPr>
@@ -3154,7 +3192,7 @@
         </w:tc>
         <w:tc>
           <w:tcPr>
-            <w:tcW w:w="2413" w:type="dxa"/>
+            <w:tcW w:w="2414" w:type="dxa"/>
             <w:tcBorders/>
             <w:vAlign w:val="center"/>
           </w:tcPr>
@@ -3173,7 +3211,7 @@
         </w:tc>
         <w:tc>
           <w:tcPr>
-            <w:tcW w:w="1665" w:type="dxa"/>
+            <w:tcW w:w="1664" w:type="dxa"/>
             <w:tcBorders/>
             <w:vAlign w:val="center"/>
           </w:tcPr>
@@ -3211,7 +3249,7 @@
         </w:tc>
         <w:tc>
           <w:tcPr>
-            <w:tcW w:w="1993" w:type="dxa"/>
+            <w:tcW w:w="1994" w:type="dxa"/>
             <w:tcBorders/>
             <w:vAlign w:val="center"/>
           </w:tcPr>
@@ -3236,7 +3274,7 @@
         <w:trPr/>
         <w:tc>
           <w:tcPr>
-            <w:tcW w:w="1228" w:type="dxa"/>
+            <w:tcW w:w="1227" w:type="dxa"/>
             <w:tcBorders/>
             <w:vAlign w:val="center"/>
           </w:tcPr>
@@ -3255,7 +3293,7 @@
         </w:tc>
         <w:tc>
           <w:tcPr>
-            <w:tcW w:w="2413" w:type="dxa"/>
+            <w:tcW w:w="2414" w:type="dxa"/>
             <w:tcBorders/>
             <w:vAlign w:val="center"/>
           </w:tcPr>
@@ -3274,7 +3312,7 @@
         </w:tc>
         <w:tc>
           <w:tcPr>
-            <w:tcW w:w="1665" w:type="dxa"/>
+            <w:tcW w:w="1664" w:type="dxa"/>
             <w:tcBorders/>
             <w:vAlign w:val="center"/>
           </w:tcPr>
@@ -3312,7 +3350,7 @@
         </w:tc>
         <w:tc>
           <w:tcPr>
-            <w:tcW w:w="1993" w:type="dxa"/>
+            <w:tcW w:w="1994" w:type="dxa"/>
             <w:tcBorders/>
             <w:vAlign w:val="center"/>
           </w:tcPr>
@@ -3341,7 +3379,7 @@
         <w:trPr/>
         <w:tc>
           <w:tcPr>
-            <w:tcW w:w="1228" w:type="dxa"/>
+            <w:tcW w:w="1227" w:type="dxa"/>
             <w:tcBorders/>
             <w:vAlign w:val="center"/>
           </w:tcPr>
@@ -3360,7 +3398,7 @@
         </w:tc>
         <w:tc>
           <w:tcPr>
-            <w:tcW w:w="2413" w:type="dxa"/>
+            <w:tcW w:w="2414" w:type="dxa"/>
             <w:tcBorders/>
             <w:vAlign w:val="center"/>
           </w:tcPr>
@@ -3379,7 +3417,7 @@
         </w:tc>
         <w:tc>
           <w:tcPr>
-            <w:tcW w:w="1665" w:type="dxa"/>
+            <w:tcW w:w="1664" w:type="dxa"/>
             <w:tcBorders/>
             <w:vAlign w:val="center"/>
           </w:tcPr>
@@ -3417,7 +3455,7 @@
         </w:tc>
         <w:tc>
           <w:tcPr>
-            <w:tcW w:w="1993" w:type="dxa"/>
+            <w:tcW w:w="1994" w:type="dxa"/>
             <w:tcBorders/>
             <w:vAlign w:val="center"/>
           </w:tcPr>
@@ -3442,7 +3480,7 @@
         <w:trPr/>
         <w:tc>
           <w:tcPr>
-            <w:tcW w:w="1228" w:type="dxa"/>
+            <w:tcW w:w="1227" w:type="dxa"/>
             <w:tcBorders/>
             <w:vAlign w:val="center"/>
           </w:tcPr>
@@ -3461,7 +3499,7 @@
         </w:tc>
         <w:tc>
           <w:tcPr>
-            <w:tcW w:w="2413" w:type="dxa"/>
+            <w:tcW w:w="2414" w:type="dxa"/>
             <w:tcBorders/>
             <w:vAlign w:val="center"/>
           </w:tcPr>
@@ -3480,7 +3518,7 @@
         </w:tc>
         <w:tc>
           <w:tcPr>
-            <w:tcW w:w="1665" w:type="dxa"/>
+            <w:tcW w:w="1664" w:type="dxa"/>
             <w:tcBorders/>
             <w:vAlign w:val="center"/>
           </w:tcPr>
@@ -3518,7 +3556,7 @@
         </w:tc>
         <w:tc>
           <w:tcPr>
-            <w:tcW w:w="1993" w:type="dxa"/>
+            <w:tcW w:w="1994" w:type="dxa"/>
             <w:tcBorders/>
             <w:vAlign w:val="center"/>
           </w:tcPr>
@@ -3543,7 +3581,7 @@
         <w:trPr/>
         <w:tc>
           <w:tcPr>
-            <w:tcW w:w="1228" w:type="dxa"/>
+            <w:tcW w:w="1227" w:type="dxa"/>
             <w:tcBorders/>
             <w:vAlign w:val="center"/>
           </w:tcPr>
@@ -3562,7 +3600,7 @@
         </w:tc>
         <w:tc>
           <w:tcPr>
-            <w:tcW w:w="2413" w:type="dxa"/>
+            <w:tcW w:w="2414" w:type="dxa"/>
             <w:tcBorders/>
             <w:vAlign w:val="center"/>
           </w:tcPr>
@@ -3581,7 +3619,7 @@
         </w:tc>
         <w:tc>
           <w:tcPr>
-            <w:tcW w:w="1665" w:type="dxa"/>
+            <w:tcW w:w="1664" w:type="dxa"/>
             <w:tcBorders/>
             <w:vAlign w:val="center"/>
           </w:tcPr>
@@ -3619,7 +3657,7 @@
         </w:tc>
         <w:tc>
           <w:tcPr>
-            <w:tcW w:w="1993" w:type="dxa"/>
+            <w:tcW w:w="1994" w:type="dxa"/>
             <w:tcBorders/>
             <w:vAlign w:val="center"/>
           </w:tcPr>
@@ -3644,7 +3682,7 @@
         <w:trPr/>
         <w:tc>
           <w:tcPr>
-            <w:tcW w:w="1228" w:type="dxa"/>
+            <w:tcW w:w="1227" w:type="dxa"/>
             <w:tcBorders/>
             <w:vAlign w:val="center"/>
           </w:tcPr>
@@ -3663,7 +3701,7 @@
         </w:tc>
         <w:tc>
           <w:tcPr>
-            <w:tcW w:w="2413" w:type="dxa"/>
+            <w:tcW w:w="2414" w:type="dxa"/>
             <w:tcBorders/>
             <w:vAlign w:val="center"/>
           </w:tcPr>
@@ -3682,7 +3720,7 @@
         </w:tc>
         <w:tc>
           <w:tcPr>
-            <w:tcW w:w="1665" w:type="dxa"/>
+            <w:tcW w:w="1664" w:type="dxa"/>
             <w:tcBorders/>
             <w:vAlign w:val="center"/>
           </w:tcPr>
@@ -3720,7 +3758,7 @@
         </w:tc>
         <w:tc>
           <w:tcPr>
-            <w:tcW w:w="1993" w:type="dxa"/>
+            <w:tcW w:w="1994" w:type="dxa"/>
             <w:tcBorders/>
             <w:vAlign w:val="center"/>
           </w:tcPr>
@@ -3745,7 +3783,7 @@
         <w:trPr/>
         <w:tc>
           <w:tcPr>
-            <w:tcW w:w="1228" w:type="dxa"/>
+            <w:tcW w:w="1227" w:type="dxa"/>
             <w:tcBorders/>
             <w:vAlign w:val="center"/>
           </w:tcPr>
@@ -3764,7 +3802,7 @@
         </w:tc>
         <w:tc>
           <w:tcPr>
-            <w:tcW w:w="2413" w:type="dxa"/>
+            <w:tcW w:w="2414" w:type="dxa"/>
             <w:tcBorders/>
             <w:vAlign w:val="center"/>
           </w:tcPr>
@@ -3783,7 +3821,7 @@
         </w:tc>
         <w:tc>
           <w:tcPr>
-            <w:tcW w:w="1665" w:type="dxa"/>
+            <w:tcW w:w="1664" w:type="dxa"/>
             <w:tcBorders/>
             <w:vAlign w:val="center"/>
           </w:tcPr>
@@ -3821,7 +3859,7 @@
         </w:tc>
         <w:tc>
           <w:tcPr>
-            <w:tcW w:w="1993" w:type="dxa"/>
+            <w:tcW w:w="1994" w:type="dxa"/>
             <w:tcBorders/>
             <w:vAlign w:val="center"/>
           </w:tcPr>
@@ -3846,7 +3884,7 @@
         <w:trPr/>
         <w:tc>
           <w:tcPr>
-            <w:tcW w:w="1228" w:type="dxa"/>
+            <w:tcW w:w="1227" w:type="dxa"/>
             <w:tcBorders/>
             <w:vAlign w:val="center"/>
           </w:tcPr>
@@ -3865,7 +3903,7 @@
         </w:tc>
         <w:tc>
           <w:tcPr>
-            <w:tcW w:w="2413" w:type="dxa"/>
+            <w:tcW w:w="2414" w:type="dxa"/>
             <w:tcBorders/>
             <w:vAlign w:val="center"/>
           </w:tcPr>
@@ -3884,7 +3922,7 @@
         </w:tc>
         <w:tc>
           <w:tcPr>
-            <w:tcW w:w="1665" w:type="dxa"/>
+            <w:tcW w:w="1664" w:type="dxa"/>
             <w:tcBorders/>
             <w:vAlign w:val="center"/>
           </w:tcPr>
@@ -3922,7 +3960,7 @@
         </w:tc>
         <w:tc>
           <w:tcPr>
-            <w:tcW w:w="1993" w:type="dxa"/>
+            <w:tcW w:w="1994" w:type="dxa"/>
             <w:tcBorders/>
             <w:vAlign w:val="center"/>
           </w:tcPr>
@@ -3947,7 +3985,7 @@
         <w:trPr/>
         <w:tc>
           <w:tcPr>
-            <w:tcW w:w="1228" w:type="dxa"/>
+            <w:tcW w:w="1227" w:type="dxa"/>
             <w:tcBorders/>
             <w:vAlign w:val="center"/>
           </w:tcPr>
@@ -3966,7 +4004,7 @@
         </w:tc>
         <w:tc>
           <w:tcPr>
-            <w:tcW w:w="2413" w:type="dxa"/>
+            <w:tcW w:w="2414" w:type="dxa"/>
             <w:tcBorders/>
             <w:vAlign w:val="center"/>
           </w:tcPr>
@@ -3985,7 +4023,7 @@
         </w:tc>
         <w:tc>
           <w:tcPr>
-            <w:tcW w:w="1665" w:type="dxa"/>
+            <w:tcW w:w="1664" w:type="dxa"/>
             <w:tcBorders/>
             <w:vAlign w:val="center"/>
           </w:tcPr>
@@ -4023,7 +4061,7 @@
         </w:tc>
         <w:tc>
           <w:tcPr>
-            <w:tcW w:w="1993" w:type="dxa"/>
+            <w:tcW w:w="1994" w:type="dxa"/>
             <w:tcBorders/>
             <w:vAlign w:val="center"/>
           </w:tcPr>
@@ -4048,7 +4086,7 @@
         <w:trPr/>
         <w:tc>
           <w:tcPr>
-            <w:tcW w:w="1228" w:type="dxa"/>
+            <w:tcW w:w="1227" w:type="dxa"/>
             <w:tcBorders/>
             <w:vAlign w:val="center"/>
           </w:tcPr>
@@ -4067,7 +4105,7 @@
         </w:tc>
         <w:tc>
           <w:tcPr>
-            <w:tcW w:w="2413" w:type="dxa"/>
+            <w:tcW w:w="2414" w:type="dxa"/>
             <w:tcBorders/>
             <w:vAlign w:val="center"/>
           </w:tcPr>
@@ -4086,7 +4124,7 @@
         </w:tc>
         <w:tc>
           <w:tcPr>
-            <w:tcW w:w="1665" w:type="dxa"/>
+            <w:tcW w:w="1664" w:type="dxa"/>
             <w:tcBorders/>
             <w:vAlign w:val="center"/>
           </w:tcPr>
@@ -4124,7 +4162,7 @@
         </w:tc>
         <w:tc>
           <w:tcPr>
-            <w:tcW w:w="1993" w:type="dxa"/>
+            <w:tcW w:w="1994" w:type="dxa"/>
             <w:tcBorders/>
             <w:vAlign w:val="center"/>
           </w:tcPr>
@@ -4149,7 +4187,7 @@
         <w:trPr/>
         <w:tc>
           <w:tcPr>
-            <w:tcW w:w="1228" w:type="dxa"/>
+            <w:tcW w:w="1227" w:type="dxa"/>
             <w:tcBorders/>
             <w:vAlign w:val="center"/>
           </w:tcPr>
@@ -4168,7 +4206,7 @@
         </w:tc>
         <w:tc>
           <w:tcPr>
-            <w:tcW w:w="2413" w:type="dxa"/>
+            <w:tcW w:w="2414" w:type="dxa"/>
             <w:tcBorders/>
             <w:vAlign w:val="center"/>
           </w:tcPr>
@@ -4187,7 +4225,7 @@
         </w:tc>
         <w:tc>
           <w:tcPr>
-            <w:tcW w:w="1665" w:type="dxa"/>
+            <w:tcW w:w="1664" w:type="dxa"/>
             <w:tcBorders/>
             <w:vAlign w:val="center"/>
           </w:tcPr>
@@ -4225,7 +4263,7 @@
         </w:tc>
         <w:tc>
           <w:tcPr>
-            <w:tcW w:w="1993" w:type="dxa"/>
+            <w:tcW w:w="1994" w:type="dxa"/>
             <w:tcBorders/>
             <w:vAlign w:val="center"/>
           </w:tcPr>
@@ -4250,7 +4288,7 @@
         <w:trPr/>
         <w:tc>
           <w:tcPr>
-            <w:tcW w:w="1228" w:type="dxa"/>
+            <w:tcW w:w="1227" w:type="dxa"/>
             <w:tcBorders/>
             <w:vAlign w:val="center"/>
           </w:tcPr>
@@ -4269,7 +4307,7 @@
         </w:tc>
         <w:tc>
           <w:tcPr>
-            <w:tcW w:w="2413" w:type="dxa"/>
+            <w:tcW w:w="2414" w:type="dxa"/>
             <w:tcBorders/>
             <w:vAlign w:val="center"/>
           </w:tcPr>
@@ -4288,7 +4326,7 @@
         </w:tc>
         <w:tc>
           <w:tcPr>
-            <w:tcW w:w="1665" w:type="dxa"/>
+            <w:tcW w:w="1664" w:type="dxa"/>
             <w:tcBorders/>
             <w:vAlign w:val="center"/>
           </w:tcPr>
@@ -4326,7 +4364,7 @@
         </w:tc>
         <w:tc>
           <w:tcPr>
-            <w:tcW w:w="1993" w:type="dxa"/>
+            <w:tcW w:w="1994" w:type="dxa"/>
             <w:tcBorders/>
             <w:vAlign w:val="center"/>
           </w:tcPr>
@@ -4351,7 +4389,7 @@
         <w:trPr/>
         <w:tc>
           <w:tcPr>
-            <w:tcW w:w="1228" w:type="dxa"/>
+            <w:tcW w:w="1227" w:type="dxa"/>
             <w:tcBorders/>
             <w:vAlign w:val="center"/>
           </w:tcPr>
@@ -4370,7 +4408,7 @@
         </w:tc>
         <w:tc>
           <w:tcPr>
-            <w:tcW w:w="2413" w:type="dxa"/>
+            <w:tcW w:w="2414" w:type="dxa"/>
             <w:tcBorders/>
             <w:vAlign w:val="center"/>
           </w:tcPr>
@@ -4389,7 +4427,7 @@
         </w:tc>
         <w:tc>
           <w:tcPr>
-            <w:tcW w:w="1665" w:type="dxa"/>
+            <w:tcW w:w="1664" w:type="dxa"/>
             <w:tcBorders/>
             <w:vAlign w:val="center"/>
           </w:tcPr>
@@ -4427,7 +4465,7 @@
         </w:tc>
         <w:tc>
           <w:tcPr>
-            <w:tcW w:w="1993" w:type="dxa"/>
+            <w:tcW w:w="1994" w:type="dxa"/>
             <w:tcBorders/>
             <w:vAlign w:val="center"/>
           </w:tcPr>
@@ -4564,11 +4602,11 @@
         </w:tblCellMar>
       </w:tblPr>
       <w:tblGrid>
-        <w:gridCol w:w="1237"/>
+        <w:gridCol w:w="1236"/>
         <w:gridCol w:w="2448"/>
         <w:gridCol w:w="1649"/>
         <w:gridCol w:w="2286"/>
-        <w:gridCol w:w="2018"/>
+        <w:gridCol w:w="2019"/>
       </w:tblGrid>
       <w:tr>
         <w:trPr>
@@ -4576,7 +4614,7 @@
         </w:trPr>
         <w:tc>
           <w:tcPr>
-            <w:tcW w:w="1237" w:type="dxa"/>
+            <w:tcW w:w="1236" w:type="dxa"/>
             <w:tcBorders/>
             <w:vAlign w:val="center"/>
           </w:tcPr>
@@ -4656,7 +4694,7 @@
         </w:tc>
         <w:tc>
           <w:tcPr>
-            <w:tcW w:w="2018" w:type="dxa"/>
+            <w:tcW w:w="2019" w:type="dxa"/>
             <w:tcBorders/>
             <w:vAlign w:val="center"/>
           </w:tcPr>
@@ -4679,7 +4717,7 @@
         <w:trPr/>
         <w:tc>
           <w:tcPr>
-            <w:tcW w:w="1237" w:type="dxa"/>
+            <w:tcW w:w="1236" w:type="dxa"/>
             <w:tcBorders/>
             <w:vAlign w:val="center"/>
           </w:tcPr>
@@ -4755,7 +4793,7 @@
         </w:tc>
         <w:tc>
           <w:tcPr>
-            <w:tcW w:w="2018" w:type="dxa"/>
+            <w:tcW w:w="2019" w:type="dxa"/>
             <w:tcBorders/>
             <w:vAlign w:val="center"/>
           </w:tcPr>
@@ -4784,7 +4822,7 @@
         <w:trPr/>
         <w:tc>
           <w:tcPr>
-            <w:tcW w:w="1237" w:type="dxa"/>
+            <w:tcW w:w="1236" w:type="dxa"/>
             <w:tcBorders/>
             <w:vAlign w:val="center"/>
           </w:tcPr>
@@ -4869,7 +4907,7 @@
         </w:tc>
         <w:tc>
           <w:tcPr>
-            <w:tcW w:w="2018" w:type="dxa"/>
+            <w:tcW w:w="2019" w:type="dxa"/>
             <w:tcBorders/>
             <w:vAlign w:val="center"/>
           </w:tcPr>
@@ -4894,7 +4932,7 @@
         <w:trPr/>
         <w:tc>
           <w:tcPr>
-            <w:tcW w:w="1237" w:type="dxa"/>
+            <w:tcW w:w="1236" w:type="dxa"/>
             <w:tcBorders/>
             <w:vAlign w:val="center"/>
           </w:tcPr>
@@ -4970,7 +5008,7 @@
         </w:tc>
         <w:tc>
           <w:tcPr>
-            <w:tcW w:w="2018" w:type="dxa"/>
+            <w:tcW w:w="2019" w:type="dxa"/>
             <w:tcBorders/>
             <w:vAlign w:val="center"/>
           </w:tcPr>
@@ -4995,7 +5033,7 @@
         <w:trPr/>
         <w:tc>
           <w:tcPr>
-            <w:tcW w:w="1237" w:type="dxa"/>
+            <w:tcW w:w="1236" w:type="dxa"/>
             <w:tcBorders/>
             <w:vAlign w:val="center"/>
           </w:tcPr>
@@ -5071,7 +5109,7 @@
         </w:tc>
         <w:tc>
           <w:tcPr>
-            <w:tcW w:w="2018" w:type="dxa"/>
+            <w:tcW w:w="2019" w:type="dxa"/>
             <w:tcBorders/>
             <w:vAlign w:val="center"/>
           </w:tcPr>
@@ -5100,7 +5138,7 @@
         <w:trPr/>
         <w:tc>
           <w:tcPr>
-            <w:tcW w:w="1237" w:type="dxa"/>
+            <w:tcW w:w="1236" w:type="dxa"/>
             <w:tcBorders/>
             <w:vAlign w:val="center"/>
           </w:tcPr>
@@ -5176,7 +5214,7 @@
         </w:tc>
         <w:tc>
           <w:tcPr>
-            <w:tcW w:w="2018" w:type="dxa"/>
+            <w:tcW w:w="2019" w:type="dxa"/>
             <w:tcBorders/>
             <w:vAlign w:val="center"/>
           </w:tcPr>
@@ -5205,7 +5243,7 @@
         <w:trPr/>
         <w:tc>
           <w:tcPr>
-            <w:tcW w:w="1237" w:type="dxa"/>
+            <w:tcW w:w="1236" w:type="dxa"/>
             <w:tcBorders/>
             <w:vAlign w:val="center"/>
           </w:tcPr>
@@ -5281,7 +5319,7 @@
         </w:tc>
         <w:tc>
           <w:tcPr>
-            <w:tcW w:w="2018" w:type="dxa"/>
+            <w:tcW w:w="2019" w:type="dxa"/>
             <w:tcBorders/>
             <w:vAlign w:val="center"/>
           </w:tcPr>
@@ -5310,7 +5348,7 @@
         <w:trPr/>
         <w:tc>
           <w:tcPr>
-            <w:tcW w:w="1237" w:type="dxa"/>
+            <w:tcW w:w="1236" w:type="dxa"/>
             <w:tcBorders/>
             <w:vAlign w:val="center"/>
           </w:tcPr>
@@ -5386,7 +5424,7 @@
         </w:tc>
         <w:tc>
           <w:tcPr>
-            <w:tcW w:w="2018" w:type="dxa"/>
+            <w:tcW w:w="2019" w:type="dxa"/>
             <w:tcBorders/>
             <w:vAlign w:val="center"/>
           </w:tcPr>
@@ -5415,7 +5453,7 @@
         <w:trPr/>
         <w:tc>
           <w:tcPr>
-            <w:tcW w:w="1237" w:type="dxa"/>
+            <w:tcW w:w="1236" w:type="dxa"/>
             <w:tcBorders/>
             <w:vAlign w:val="center"/>
           </w:tcPr>
@@ -5491,7 +5529,7 @@
         </w:tc>
         <w:tc>
           <w:tcPr>
-            <w:tcW w:w="2018" w:type="dxa"/>
+            <w:tcW w:w="2019" w:type="dxa"/>
             <w:tcBorders/>
             <w:vAlign w:val="center"/>
           </w:tcPr>
@@ -5520,7 +5558,7 @@
         <w:trPr/>
         <w:tc>
           <w:tcPr>
-            <w:tcW w:w="1237" w:type="dxa"/>
+            <w:tcW w:w="1236" w:type="dxa"/>
             <w:tcBorders/>
             <w:vAlign w:val="center"/>
           </w:tcPr>
@@ -5596,7 +5634,7 @@
         </w:tc>
         <w:tc>
           <w:tcPr>
-            <w:tcW w:w="2018" w:type="dxa"/>
+            <w:tcW w:w="2019" w:type="dxa"/>
             <w:tcBorders/>
             <w:vAlign w:val="center"/>
           </w:tcPr>
@@ -5625,7 +5663,7 @@
         <w:trPr/>
         <w:tc>
           <w:tcPr>
-            <w:tcW w:w="1237" w:type="dxa"/>
+            <w:tcW w:w="1236" w:type="dxa"/>
             <w:tcBorders/>
             <w:vAlign w:val="center"/>
           </w:tcPr>
@@ -5701,7 +5739,7 @@
         </w:tc>
         <w:tc>
           <w:tcPr>
-            <w:tcW w:w="2018" w:type="dxa"/>
+            <w:tcW w:w="2019" w:type="dxa"/>
             <w:tcBorders/>
             <w:vAlign w:val="center"/>
           </w:tcPr>
@@ -5726,7 +5764,7 @@
         <w:trPr/>
         <w:tc>
           <w:tcPr>
-            <w:tcW w:w="1237" w:type="dxa"/>
+            <w:tcW w:w="1236" w:type="dxa"/>
             <w:tcBorders/>
             <w:vAlign w:val="center"/>
           </w:tcPr>
@@ -5802,7 +5840,7 @@
         </w:tc>
         <w:tc>
           <w:tcPr>
-            <w:tcW w:w="2018" w:type="dxa"/>
+            <w:tcW w:w="2019" w:type="dxa"/>
             <w:tcBorders/>
             <w:vAlign w:val="center"/>
           </w:tcPr>
@@ -5827,7 +5865,7 @@
         <w:trPr/>
         <w:tc>
           <w:tcPr>
-            <w:tcW w:w="1237" w:type="dxa"/>
+            <w:tcW w:w="1236" w:type="dxa"/>
             <w:tcBorders/>
             <w:vAlign w:val="center"/>
           </w:tcPr>
@@ -5903,7 +5941,7 @@
         </w:tc>
         <w:tc>
           <w:tcPr>
-            <w:tcW w:w="2018" w:type="dxa"/>
+            <w:tcW w:w="2019" w:type="dxa"/>
             <w:tcBorders/>
             <w:vAlign w:val="center"/>
           </w:tcPr>
@@ -5932,7 +5970,7 @@
         <w:trPr/>
         <w:tc>
           <w:tcPr>
-            <w:tcW w:w="1237" w:type="dxa"/>
+            <w:tcW w:w="1236" w:type="dxa"/>
             <w:tcBorders/>
             <w:vAlign w:val="center"/>
           </w:tcPr>
@@ -6008,7 +6046,7 @@
         </w:tc>
         <w:tc>
           <w:tcPr>
-            <w:tcW w:w="2018" w:type="dxa"/>
+            <w:tcW w:w="2019" w:type="dxa"/>
             <w:tcBorders/>
             <w:vAlign w:val="center"/>
           </w:tcPr>
@@ -6037,7 +6075,7 @@
         <w:trPr/>
         <w:tc>
           <w:tcPr>
-            <w:tcW w:w="1237" w:type="dxa"/>
+            <w:tcW w:w="1236" w:type="dxa"/>
             <w:tcBorders/>
             <w:vAlign w:val="center"/>
           </w:tcPr>
@@ -6113,7 +6151,7 @@
         </w:tc>
         <w:tc>
           <w:tcPr>
-            <w:tcW w:w="2018" w:type="dxa"/>
+            <w:tcW w:w="2019" w:type="dxa"/>
             <w:tcBorders/>
             <w:vAlign w:val="center"/>
           </w:tcPr>
@@ -6142,7 +6180,7 @@
         <w:trPr/>
         <w:tc>
           <w:tcPr>
-            <w:tcW w:w="1237" w:type="dxa"/>
+            <w:tcW w:w="1236" w:type="dxa"/>
             <w:tcBorders/>
             <w:vAlign w:val="center"/>
           </w:tcPr>
@@ -6218,7 +6256,7 @@
         </w:tc>
         <w:tc>
           <w:tcPr>
-            <w:tcW w:w="2018" w:type="dxa"/>
+            <w:tcW w:w="2019" w:type="dxa"/>
             <w:tcBorders/>
             <w:vAlign w:val="center"/>
           </w:tcPr>
@@ -6247,7 +6285,7 @@
         <w:trPr/>
         <w:tc>
           <w:tcPr>
-            <w:tcW w:w="1237" w:type="dxa"/>
+            <w:tcW w:w="1236" w:type="dxa"/>
             <w:tcBorders/>
             <w:vAlign w:val="center"/>
           </w:tcPr>
@@ -6323,7 +6361,7 @@
         </w:tc>
         <w:tc>
           <w:tcPr>
-            <w:tcW w:w="2018" w:type="dxa"/>
+            <w:tcW w:w="2019" w:type="dxa"/>
             <w:tcBorders/>
             <w:vAlign w:val="center"/>
           </w:tcPr>
@@ -6352,7 +6390,7 @@
         <w:trPr/>
         <w:tc>
           <w:tcPr>
-            <w:tcW w:w="1237" w:type="dxa"/>
+            <w:tcW w:w="1236" w:type="dxa"/>
             <w:tcBorders/>
             <w:vAlign w:val="center"/>
           </w:tcPr>
@@ -6428,7 +6466,7 @@
         </w:tc>
         <w:tc>
           <w:tcPr>
-            <w:tcW w:w="2018" w:type="dxa"/>
+            <w:tcW w:w="2019" w:type="dxa"/>
             <w:tcBorders/>
             <w:vAlign w:val="center"/>
           </w:tcPr>
@@ -6457,7 +6495,7 @@
         <w:trPr/>
         <w:tc>
           <w:tcPr>
-            <w:tcW w:w="1237" w:type="dxa"/>
+            <w:tcW w:w="1236" w:type="dxa"/>
             <w:tcBorders/>
             <w:vAlign w:val="center"/>
           </w:tcPr>
@@ -6533,7 +6571,7 @@
         </w:tc>
         <w:tc>
           <w:tcPr>
-            <w:tcW w:w="2018" w:type="dxa"/>
+            <w:tcW w:w="2019" w:type="dxa"/>
             <w:tcBorders/>
             <w:vAlign w:val="center"/>
           </w:tcPr>
@@ -6562,7 +6600,7 @@
         <w:trPr/>
         <w:tc>
           <w:tcPr>
-            <w:tcW w:w="1237" w:type="dxa"/>
+            <w:tcW w:w="1236" w:type="dxa"/>
             <w:tcBorders/>
             <w:vAlign w:val="center"/>
           </w:tcPr>
@@ -6638,7 +6676,7 @@
         </w:tc>
         <w:tc>
           <w:tcPr>
-            <w:tcW w:w="2018" w:type="dxa"/>
+            <w:tcW w:w="2019" w:type="dxa"/>
             <w:tcBorders/>
             <w:vAlign w:val="center"/>
           </w:tcPr>
@@ -6775,10 +6813,10 @@
         </w:tblCellMar>
       </w:tblPr>
       <w:tblGrid>
-        <w:gridCol w:w="1284"/>
-        <w:gridCol w:w="2624"/>
-        <w:gridCol w:w="1957"/>
-        <w:gridCol w:w="2007"/>
+        <w:gridCol w:w="1283"/>
+        <w:gridCol w:w="2625"/>
+        <w:gridCol w:w="1956"/>
+        <w:gridCol w:w="2008"/>
         <w:gridCol w:w="1766"/>
       </w:tblGrid>
       <w:tr>
@@ -6787,7 +6825,7 @@
         </w:trPr>
         <w:tc>
           <w:tcPr>
-            <w:tcW w:w="1284" w:type="dxa"/>
+            <w:tcW w:w="1283" w:type="dxa"/>
             <w:tcBorders/>
             <w:vAlign w:val="center"/>
           </w:tcPr>
@@ -6807,7 +6845,7 @@
         </w:tc>
         <w:tc>
           <w:tcPr>
-            <w:tcW w:w="2624" w:type="dxa"/>
+            <w:tcW w:w="2625" w:type="dxa"/>
             <w:tcBorders/>
             <w:vAlign w:val="center"/>
           </w:tcPr>
@@ -6827,7 +6865,7 @@
         </w:tc>
         <w:tc>
           <w:tcPr>
-            <w:tcW w:w="1957" w:type="dxa"/>
+            <w:tcW w:w="1956" w:type="dxa"/>
             <w:tcBorders/>
             <w:vAlign w:val="center"/>
           </w:tcPr>
@@ -6847,7 +6885,7 @@
         </w:tc>
         <w:tc>
           <w:tcPr>
-            <w:tcW w:w="2007" w:type="dxa"/>
+            <w:tcW w:w="2008" w:type="dxa"/>
             <w:tcBorders/>
             <w:vAlign w:val="center"/>
           </w:tcPr>
@@ -6890,7 +6928,7 @@
         <w:trPr/>
         <w:tc>
           <w:tcPr>
-            <w:tcW w:w="1284" w:type="dxa"/>
+            <w:tcW w:w="1283" w:type="dxa"/>
             <w:tcBorders/>
             <w:vAlign w:val="center"/>
           </w:tcPr>
@@ -6909,7 +6947,7 @@
         </w:tc>
         <w:tc>
           <w:tcPr>
-            <w:tcW w:w="2624" w:type="dxa"/>
+            <w:tcW w:w="2625" w:type="dxa"/>
             <w:tcBorders/>
             <w:vAlign w:val="center"/>
           </w:tcPr>
@@ -6928,7 +6966,7 @@
         </w:tc>
         <w:tc>
           <w:tcPr>
-            <w:tcW w:w="1957" w:type="dxa"/>
+            <w:tcW w:w="1956" w:type="dxa"/>
             <w:tcBorders/>
             <w:vAlign w:val="center"/>
           </w:tcPr>
@@ -6947,7 +6985,7 @@
         </w:tc>
         <w:tc>
           <w:tcPr>
-            <w:tcW w:w="2007" w:type="dxa"/>
+            <w:tcW w:w="2008" w:type="dxa"/>
             <w:tcBorders/>
             <w:vAlign w:val="center"/>
           </w:tcPr>
@@ -6995,7 +7033,7 @@
         <w:trPr/>
         <w:tc>
           <w:tcPr>
-            <w:tcW w:w="1284" w:type="dxa"/>
+            <w:tcW w:w="1283" w:type="dxa"/>
             <w:tcBorders/>
             <w:vAlign w:val="center"/>
           </w:tcPr>
@@ -7014,7 +7052,7 @@
         </w:tc>
         <w:tc>
           <w:tcPr>
-            <w:tcW w:w="2624" w:type="dxa"/>
+            <w:tcW w:w="2625" w:type="dxa"/>
             <w:tcBorders/>
             <w:vAlign w:val="center"/>
           </w:tcPr>
@@ -7042,7 +7080,7 @@
         </w:tc>
         <w:tc>
           <w:tcPr>
-            <w:tcW w:w="1957" w:type="dxa"/>
+            <w:tcW w:w="1956" w:type="dxa"/>
             <w:tcBorders/>
             <w:vAlign w:val="center"/>
           </w:tcPr>
@@ -7061,7 +7099,7 @@
         </w:tc>
         <w:tc>
           <w:tcPr>
-            <w:tcW w:w="2007" w:type="dxa"/>
+            <w:tcW w:w="2008" w:type="dxa"/>
             <w:tcBorders/>
             <w:vAlign w:val="center"/>
           </w:tcPr>
@@ -7105,7 +7143,7 @@
         <w:trPr/>
         <w:tc>
           <w:tcPr>
-            <w:tcW w:w="1284" w:type="dxa"/>
+            <w:tcW w:w="1283" w:type="dxa"/>
             <w:tcBorders/>
             <w:vAlign w:val="center"/>
           </w:tcPr>
@@ -7124,7 +7162,7 @@
         </w:tc>
         <w:tc>
           <w:tcPr>
-            <w:tcW w:w="2624" w:type="dxa"/>
+            <w:tcW w:w="2625" w:type="dxa"/>
             <w:tcBorders/>
             <w:vAlign w:val="center"/>
           </w:tcPr>
@@ -7143,7 +7181,7 @@
         </w:tc>
         <w:tc>
           <w:tcPr>
-            <w:tcW w:w="1957" w:type="dxa"/>
+            <w:tcW w:w="1956" w:type="dxa"/>
             <w:tcBorders/>
             <w:vAlign w:val="center"/>
           </w:tcPr>
@@ -7162,7 +7200,7 @@
         </w:tc>
         <w:tc>
           <w:tcPr>
-            <w:tcW w:w="2007" w:type="dxa"/>
+            <w:tcW w:w="2008" w:type="dxa"/>
             <w:tcBorders/>
             <w:vAlign w:val="center"/>
           </w:tcPr>
@@ -7206,7 +7244,7 @@
         <w:trPr/>
         <w:tc>
           <w:tcPr>
-            <w:tcW w:w="1284" w:type="dxa"/>
+            <w:tcW w:w="1283" w:type="dxa"/>
             <w:tcBorders/>
             <w:vAlign w:val="center"/>
           </w:tcPr>
@@ -7225,7 +7263,7 @@
         </w:tc>
         <w:tc>
           <w:tcPr>
-            <w:tcW w:w="2624" w:type="dxa"/>
+            <w:tcW w:w="2625" w:type="dxa"/>
             <w:tcBorders/>
             <w:vAlign w:val="center"/>
           </w:tcPr>
@@ -7244,7 +7282,7 @@
         </w:tc>
         <w:tc>
           <w:tcPr>
-            <w:tcW w:w="1957" w:type="dxa"/>
+            <w:tcW w:w="1956" w:type="dxa"/>
             <w:tcBorders/>
             <w:vAlign w:val="center"/>
           </w:tcPr>
@@ -7263,7 +7301,7 @@
         </w:tc>
         <w:tc>
           <w:tcPr>
-            <w:tcW w:w="2007" w:type="dxa"/>
+            <w:tcW w:w="2008" w:type="dxa"/>
             <w:tcBorders/>
             <w:vAlign w:val="center"/>
           </w:tcPr>
@@ -7307,7 +7345,7 @@
         <w:trPr/>
         <w:tc>
           <w:tcPr>
-            <w:tcW w:w="1284" w:type="dxa"/>
+            <w:tcW w:w="1283" w:type="dxa"/>
             <w:tcBorders/>
             <w:vAlign w:val="center"/>
           </w:tcPr>
@@ -7326,7 +7364,7 @@
         </w:tc>
         <w:tc>
           <w:tcPr>
-            <w:tcW w:w="2624" w:type="dxa"/>
+            <w:tcW w:w="2625" w:type="dxa"/>
             <w:tcBorders/>
             <w:vAlign w:val="center"/>
           </w:tcPr>
@@ -7345,7 +7383,7 @@
         </w:tc>
         <w:tc>
           <w:tcPr>
-            <w:tcW w:w="1957" w:type="dxa"/>
+            <w:tcW w:w="1956" w:type="dxa"/>
             <w:tcBorders/>
             <w:vAlign w:val="center"/>
           </w:tcPr>
@@ -7364,7 +7402,7 @@
         </w:tc>
         <w:tc>
           <w:tcPr>
-            <w:tcW w:w="2007" w:type="dxa"/>
+            <w:tcW w:w="2008" w:type="dxa"/>
             <w:tcBorders/>
             <w:vAlign w:val="center"/>
           </w:tcPr>
@@ -7412,7 +7450,7 @@
         <w:trPr/>
         <w:tc>
           <w:tcPr>
-            <w:tcW w:w="1284" w:type="dxa"/>
+            <w:tcW w:w="1283" w:type="dxa"/>
             <w:tcBorders/>
             <w:vAlign w:val="center"/>
           </w:tcPr>
@@ -7431,7 +7469,7 @@
         </w:tc>
         <w:tc>
           <w:tcPr>
-            <w:tcW w:w="2624" w:type="dxa"/>
+            <w:tcW w:w="2625" w:type="dxa"/>
             <w:tcBorders/>
             <w:vAlign w:val="center"/>
           </w:tcPr>
@@ -7450,7 +7488,7 @@
         </w:tc>
         <w:tc>
           <w:tcPr>
-            <w:tcW w:w="1957" w:type="dxa"/>
+            <w:tcW w:w="1956" w:type="dxa"/>
             <w:tcBorders/>
             <w:vAlign w:val="center"/>
           </w:tcPr>
@@ -7469,7 +7507,7 @@
         </w:tc>
         <w:tc>
           <w:tcPr>
-            <w:tcW w:w="2007" w:type="dxa"/>
+            <w:tcW w:w="2008" w:type="dxa"/>
             <w:tcBorders/>
             <w:vAlign w:val="center"/>
           </w:tcPr>
@@ -7513,7 +7551,7 @@
         <w:trPr/>
         <w:tc>
           <w:tcPr>
-            <w:tcW w:w="1284" w:type="dxa"/>
+            <w:tcW w:w="1283" w:type="dxa"/>
             <w:tcBorders/>
             <w:vAlign w:val="center"/>
           </w:tcPr>
@@ -7532,7 +7570,7 @@
         </w:tc>
         <w:tc>
           <w:tcPr>
-            <w:tcW w:w="2624" w:type="dxa"/>
+            <w:tcW w:w="2625" w:type="dxa"/>
             <w:tcBorders/>
             <w:vAlign w:val="center"/>
           </w:tcPr>
@@ -7551,7 +7589,7 @@
         </w:tc>
         <w:tc>
           <w:tcPr>
-            <w:tcW w:w="1957" w:type="dxa"/>
+            <w:tcW w:w="1956" w:type="dxa"/>
             <w:tcBorders/>
             <w:vAlign w:val="center"/>
           </w:tcPr>
@@ -7570,7 +7608,7 @@
         </w:tc>
         <w:tc>
           <w:tcPr>
-            <w:tcW w:w="2007" w:type="dxa"/>
+            <w:tcW w:w="2008" w:type="dxa"/>
             <w:tcBorders/>
             <w:vAlign w:val="center"/>
           </w:tcPr>
@@ -7614,7 +7652,7 @@
         <w:trPr/>
         <w:tc>
           <w:tcPr>
-            <w:tcW w:w="1284" w:type="dxa"/>
+            <w:tcW w:w="1283" w:type="dxa"/>
             <w:tcBorders/>
             <w:vAlign w:val="center"/>
           </w:tcPr>
@@ -7633,7 +7671,7 @@
         </w:tc>
         <w:tc>
           <w:tcPr>
-            <w:tcW w:w="2624" w:type="dxa"/>
+            <w:tcW w:w="2625" w:type="dxa"/>
             <w:tcBorders/>
             <w:vAlign w:val="center"/>
           </w:tcPr>
@@ -7652,7 +7690,7 @@
         </w:tc>
         <w:tc>
           <w:tcPr>
-            <w:tcW w:w="1957" w:type="dxa"/>
+            <w:tcW w:w="1956" w:type="dxa"/>
             <w:tcBorders/>
             <w:vAlign w:val="center"/>
           </w:tcPr>
@@ -7671,7 +7709,7 @@
         </w:tc>
         <w:tc>
           <w:tcPr>
-            <w:tcW w:w="2007" w:type="dxa"/>
+            <w:tcW w:w="2008" w:type="dxa"/>
             <w:tcBorders/>
             <w:vAlign w:val="center"/>
           </w:tcPr>
@@ -7719,7 +7757,7 @@
         <w:trPr/>
         <w:tc>
           <w:tcPr>
-            <w:tcW w:w="1284" w:type="dxa"/>
+            <w:tcW w:w="1283" w:type="dxa"/>
             <w:tcBorders/>
             <w:vAlign w:val="center"/>
           </w:tcPr>
@@ -7738,7 +7776,7 @@
         </w:tc>
         <w:tc>
           <w:tcPr>
-            <w:tcW w:w="2624" w:type="dxa"/>
+            <w:tcW w:w="2625" w:type="dxa"/>
             <w:tcBorders/>
             <w:vAlign w:val="center"/>
           </w:tcPr>
@@ -7757,7 +7795,7 @@
         </w:tc>
         <w:tc>
           <w:tcPr>
-            <w:tcW w:w="1957" w:type="dxa"/>
+            <w:tcW w:w="1956" w:type="dxa"/>
             <w:tcBorders/>
             <w:vAlign w:val="center"/>
           </w:tcPr>
@@ -7776,7 +7814,7 @@
         </w:tc>
         <w:tc>
           <w:tcPr>
-            <w:tcW w:w="2007" w:type="dxa"/>
+            <w:tcW w:w="2008" w:type="dxa"/>
             <w:tcBorders/>
             <w:vAlign w:val="center"/>
           </w:tcPr>
@@ -7820,7 +7858,7 @@
         <w:trPr/>
         <w:tc>
           <w:tcPr>
-            <w:tcW w:w="1284" w:type="dxa"/>
+            <w:tcW w:w="1283" w:type="dxa"/>
             <w:tcBorders/>
             <w:vAlign w:val="center"/>
           </w:tcPr>
@@ -7839,7 +7877,7 @@
         </w:tc>
         <w:tc>
           <w:tcPr>
-            <w:tcW w:w="2624" w:type="dxa"/>
+            <w:tcW w:w="2625" w:type="dxa"/>
             <w:tcBorders/>
             <w:vAlign w:val="center"/>
           </w:tcPr>
@@ -7858,7 +7896,7 @@
         </w:tc>
         <w:tc>
           <w:tcPr>
-            <w:tcW w:w="1957" w:type="dxa"/>
+            <w:tcW w:w="1956" w:type="dxa"/>
             <w:tcBorders/>
             <w:vAlign w:val="center"/>
           </w:tcPr>
@@ -7877,7 +7915,7 @@
         </w:tc>
         <w:tc>
           <w:tcPr>
-            <w:tcW w:w="2007" w:type="dxa"/>
+            <w:tcW w:w="2008" w:type="dxa"/>
             <w:tcBorders/>
             <w:vAlign w:val="center"/>
           </w:tcPr>
@@ -7921,7 +7959,7 @@
         <w:trPr/>
         <w:tc>
           <w:tcPr>
-            <w:tcW w:w="1284" w:type="dxa"/>
+            <w:tcW w:w="1283" w:type="dxa"/>
             <w:tcBorders/>
             <w:vAlign w:val="center"/>
           </w:tcPr>
@@ -7940,7 +7978,7 @@
         </w:tc>
         <w:tc>
           <w:tcPr>
-            <w:tcW w:w="2624" w:type="dxa"/>
+            <w:tcW w:w="2625" w:type="dxa"/>
             <w:tcBorders/>
             <w:vAlign w:val="center"/>
           </w:tcPr>
@@ -7959,7 +7997,7 @@
         </w:tc>
         <w:tc>
           <w:tcPr>
-            <w:tcW w:w="1957" w:type="dxa"/>
+            <w:tcW w:w="1956" w:type="dxa"/>
             <w:tcBorders/>
             <w:vAlign w:val="center"/>
           </w:tcPr>
@@ -7978,7 +8016,7 @@
         </w:tc>
         <w:tc>
           <w:tcPr>
-            <w:tcW w:w="2007" w:type="dxa"/>
+            <w:tcW w:w="2008" w:type="dxa"/>
             <w:tcBorders/>
             <w:vAlign w:val="center"/>
           </w:tcPr>
@@ -8022,7 +8060,7 @@
         <w:trPr/>
         <w:tc>
           <w:tcPr>
-            <w:tcW w:w="1284" w:type="dxa"/>
+            <w:tcW w:w="1283" w:type="dxa"/>
             <w:tcBorders/>
             <w:vAlign w:val="center"/>
           </w:tcPr>
@@ -8041,7 +8079,7 @@
         </w:tc>
         <w:tc>
           <w:tcPr>
-            <w:tcW w:w="2624" w:type="dxa"/>
+            <w:tcW w:w="2625" w:type="dxa"/>
             <w:tcBorders/>
             <w:vAlign w:val="center"/>
           </w:tcPr>
@@ -8060,7 +8098,7 @@
         </w:tc>
         <w:tc>
           <w:tcPr>
-            <w:tcW w:w="1957" w:type="dxa"/>
+            <w:tcW w:w="1956" w:type="dxa"/>
             <w:tcBorders/>
             <w:vAlign w:val="center"/>
           </w:tcPr>
@@ -8079,7 +8117,7 @@
         </w:tc>
         <w:tc>
           <w:tcPr>
-            <w:tcW w:w="2007" w:type="dxa"/>
+            <w:tcW w:w="2008" w:type="dxa"/>
             <w:tcBorders/>
             <w:vAlign w:val="center"/>
           </w:tcPr>
@@ -8123,7 +8161,7 @@
         <w:trPr/>
         <w:tc>
           <w:tcPr>
-            <w:tcW w:w="1284" w:type="dxa"/>
+            <w:tcW w:w="1283" w:type="dxa"/>
             <w:tcBorders/>
             <w:vAlign w:val="center"/>
           </w:tcPr>
@@ -8142,7 +8180,7 @@
         </w:tc>
         <w:tc>
           <w:tcPr>
-            <w:tcW w:w="2624" w:type="dxa"/>
+            <w:tcW w:w="2625" w:type="dxa"/>
             <w:tcBorders/>
             <w:vAlign w:val="center"/>
           </w:tcPr>
@@ -8161,7 +8199,7 @@
         </w:tc>
         <w:tc>
           <w:tcPr>
-            <w:tcW w:w="1957" w:type="dxa"/>
+            <w:tcW w:w="1956" w:type="dxa"/>
             <w:tcBorders/>
             <w:vAlign w:val="center"/>
           </w:tcPr>
@@ -8180,7 +8218,7 @@
         </w:tc>
         <w:tc>
           <w:tcPr>
-            <w:tcW w:w="2007" w:type="dxa"/>
+            <w:tcW w:w="2008" w:type="dxa"/>
             <w:tcBorders/>
             <w:vAlign w:val="center"/>
           </w:tcPr>
@@ -8224,7 +8262,7 @@
         <w:trPr/>
         <w:tc>
           <w:tcPr>
-            <w:tcW w:w="1284" w:type="dxa"/>
+            <w:tcW w:w="1283" w:type="dxa"/>
             <w:tcBorders/>
             <w:vAlign w:val="center"/>
           </w:tcPr>
@@ -8243,7 +8281,7 @@
         </w:tc>
         <w:tc>
           <w:tcPr>
-            <w:tcW w:w="2624" w:type="dxa"/>
+            <w:tcW w:w="2625" w:type="dxa"/>
             <w:tcBorders/>
             <w:vAlign w:val="center"/>
           </w:tcPr>
@@ -8262,7 +8300,7 @@
         </w:tc>
         <w:tc>
           <w:tcPr>
-            <w:tcW w:w="1957" w:type="dxa"/>
+            <w:tcW w:w="1956" w:type="dxa"/>
             <w:tcBorders/>
             <w:vAlign w:val="center"/>
           </w:tcPr>
@@ -8281,7 +8319,7 @@
         </w:tc>
         <w:tc>
           <w:tcPr>
-            <w:tcW w:w="2007" w:type="dxa"/>
+            <w:tcW w:w="2008" w:type="dxa"/>
             <w:tcBorders/>
             <w:vAlign w:val="center"/>
           </w:tcPr>
@@ -8325,7 +8363,7 @@
         <w:trPr/>
         <w:tc>
           <w:tcPr>
-            <w:tcW w:w="1284" w:type="dxa"/>
+            <w:tcW w:w="1283" w:type="dxa"/>
             <w:tcBorders/>
             <w:vAlign w:val="center"/>
           </w:tcPr>
@@ -8344,7 +8382,7 @@
         </w:tc>
         <w:tc>
           <w:tcPr>
-            <w:tcW w:w="2624" w:type="dxa"/>
+            <w:tcW w:w="2625" w:type="dxa"/>
             <w:tcBorders/>
             <w:vAlign w:val="center"/>
           </w:tcPr>
@@ -8363,7 +8401,7 @@
         </w:tc>
         <w:tc>
           <w:tcPr>
-            <w:tcW w:w="1957" w:type="dxa"/>
+            <w:tcW w:w="1956" w:type="dxa"/>
             <w:tcBorders/>
             <w:vAlign w:val="center"/>
           </w:tcPr>
@@ -8382,7 +8420,7 @@
         </w:tc>
         <w:tc>
           <w:tcPr>
-            <w:tcW w:w="2007" w:type="dxa"/>
+            <w:tcW w:w="2008" w:type="dxa"/>
             <w:tcBorders/>
             <w:vAlign w:val="center"/>
           </w:tcPr>
@@ -8426,7 +8464,7 @@
         <w:trPr/>
         <w:tc>
           <w:tcPr>
-            <w:tcW w:w="1284" w:type="dxa"/>
+            <w:tcW w:w="1283" w:type="dxa"/>
             <w:tcBorders/>
             <w:vAlign w:val="center"/>
           </w:tcPr>
@@ -8445,7 +8483,7 @@
         </w:tc>
         <w:tc>
           <w:tcPr>
-            <w:tcW w:w="2624" w:type="dxa"/>
+            <w:tcW w:w="2625" w:type="dxa"/>
             <w:tcBorders/>
             <w:vAlign w:val="center"/>
           </w:tcPr>
@@ -8464,7 +8502,7 @@
         </w:tc>
         <w:tc>
           <w:tcPr>
-            <w:tcW w:w="1957" w:type="dxa"/>
+            <w:tcW w:w="1956" w:type="dxa"/>
             <w:tcBorders/>
             <w:vAlign w:val="center"/>
           </w:tcPr>
@@ -8483,7 +8521,7 @@
         </w:tc>
         <w:tc>
           <w:tcPr>
-            <w:tcW w:w="2007" w:type="dxa"/>
+            <w:tcW w:w="2008" w:type="dxa"/>
             <w:tcBorders/>
             <w:vAlign w:val="center"/>
           </w:tcPr>
@@ -8527,7 +8565,7 @@
         <w:trPr/>
         <w:tc>
           <w:tcPr>
-            <w:tcW w:w="1284" w:type="dxa"/>
+            <w:tcW w:w="1283" w:type="dxa"/>
             <w:tcBorders/>
             <w:vAlign w:val="center"/>
           </w:tcPr>
@@ -8546,7 +8584,7 @@
         </w:tc>
         <w:tc>
           <w:tcPr>
-            <w:tcW w:w="2624" w:type="dxa"/>
+            <w:tcW w:w="2625" w:type="dxa"/>
             <w:tcBorders/>
             <w:vAlign w:val="center"/>
           </w:tcPr>
@@ -8565,7 +8603,7 @@
         </w:tc>
         <w:tc>
           <w:tcPr>
-            <w:tcW w:w="1957" w:type="dxa"/>
+            <w:tcW w:w="1956" w:type="dxa"/>
             <w:tcBorders/>
             <w:vAlign w:val="center"/>
           </w:tcPr>
@@ -8584,7 +8622,7 @@
         </w:tc>
         <w:tc>
           <w:tcPr>
-            <w:tcW w:w="2007" w:type="dxa"/>
+            <w:tcW w:w="2008" w:type="dxa"/>
             <w:tcBorders/>
             <w:vAlign w:val="center"/>
           </w:tcPr>
@@ -8628,7 +8666,7 @@
         <w:trPr/>
         <w:tc>
           <w:tcPr>
-            <w:tcW w:w="1284" w:type="dxa"/>
+            <w:tcW w:w="1283" w:type="dxa"/>
             <w:tcBorders/>
             <w:vAlign w:val="center"/>
           </w:tcPr>
@@ -8647,7 +8685,7 @@
         </w:tc>
         <w:tc>
           <w:tcPr>
-            <w:tcW w:w="2624" w:type="dxa"/>
+            <w:tcW w:w="2625" w:type="dxa"/>
             <w:tcBorders/>
             <w:vAlign w:val="center"/>
           </w:tcPr>
@@ -8666,7 +8704,7 @@
         </w:tc>
         <w:tc>
           <w:tcPr>
-            <w:tcW w:w="1957" w:type="dxa"/>
+            <w:tcW w:w="1956" w:type="dxa"/>
             <w:tcBorders/>
             <w:vAlign w:val="center"/>
           </w:tcPr>
@@ -8685,7 +8723,7 @@
         </w:tc>
         <w:tc>
           <w:tcPr>
-            <w:tcW w:w="2007" w:type="dxa"/>
+            <w:tcW w:w="2008" w:type="dxa"/>
             <w:tcBorders/>
             <w:vAlign w:val="center"/>
           </w:tcPr>
@@ -8729,7 +8767,7 @@
         <w:trPr/>
         <w:tc>
           <w:tcPr>
-            <w:tcW w:w="1284" w:type="dxa"/>
+            <w:tcW w:w="1283" w:type="dxa"/>
             <w:tcBorders/>
             <w:vAlign w:val="center"/>
           </w:tcPr>
@@ -8748,7 +8786,7 @@
         </w:tc>
         <w:tc>
           <w:tcPr>
-            <w:tcW w:w="2624" w:type="dxa"/>
+            <w:tcW w:w="2625" w:type="dxa"/>
             <w:tcBorders/>
             <w:vAlign w:val="center"/>
           </w:tcPr>
@@ -8767,7 +8805,7 @@
         </w:tc>
         <w:tc>
           <w:tcPr>
-            <w:tcW w:w="1957" w:type="dxa"/>
+            <w:tcW w:w="1956" w:type="dxa"/>
             <w:tcBorders/>
             <w:vAlign w:val="center"/>
           </w:tcPr>
@@ -8786,7 +8824,7 @@
         </w:tc>
         <w:tc>
           <w:tcPr>
-            <w:tcW w:w="2007" w:type="dxa"/>
+            <w:tcW w:w="2008" w:type="dxa"/>
             <w:tcBorders/>
             <w:vAlign w:val="center"/>
           </w:tcPr>
@@ -8942,9 +8980,9 @@
         </w:tblCellMar>
       </w:tblPr>
       <w:tblGrid>
-        <w:gridCol w:w="1282"/>
+        <w:gridCol w:w="1281"/>
         <w:gridCol w:w="2614"/>
-        <w:gridCol w:w="1824"/>
+        <w:gridCol w:w="1825"/>
         <w:gridCol w:w="1996"/>
         <w:gridCol w:w="1922"/>
       </w:tblGrid>
@@ -8954,7 +8992,7 @@
         </w:trPr>
         <w:tc>
           <w:tcPr>
-            <w:tcW w:w="1282" w:type="dxa"/>
+            <w:tcW w:w="1281" w:type="dxa"/>
             <w:tcBorders/>
             <w:vAlign w:val="center"/>
           </w:tcPr>
@@ -8994,7 +9032,7 @@
         </w:tc>
         <w:tc>
           <w:tcPr>
-            <w:tcW w:w="1824" w:type="dxa"/>
+            <w:tcW w:w="1825" w:type="dxa"/>
             <w:tcBorders/>
             <w:vAlign w:val="center"/>
           </w:tcPr>
@@ -9057,7 +9095,7 @@
         <w:trPr/>
         <w:tc>
           <w:tcPr>
-            <w:tcW w:w="1282" w:type="dxa"/>
+            <w:tcW w:w="1281" w:type="dxa"/>
             <w:tcBorders/>
             <w:vAlign w:val="center"/>
           </w:tcPr>
@@ -9095,7 +9133,7 @@
         </w:tc>
         <w:tc>
           <w:tcPr>
-            <w:tcW w:w="1824" w:type="dxa"/>
+            <w:tcW w:w="1825" w:type="dxa"/>
             <w:tcBorders/>
             <w:vAlign w:val="center"/>
           </w:tcPr>
@@ -9158,7 +9196,7 @@
         <w:trPr/>
         <w:tc>
           <w:tcPr>
-            <w:tcW w:w="1282" w:type="dxa"/>
+            <w:tcW w:w="1281" w:type="dxa"/>
             <w:tcBorders/>
             <w:vAlign w:val="center"/>
           </w:tcPr>
@@ -9205,7 +9243,7 @@
         </w:tc>
         <w:tc>
           <w:tcPr>
-            <w:tcW w:w="1824" w:type="dxa"/>
+            <w:tcW w:w="1825" w:type="dxa"/>
             <w:tcBorders/>
             <w:vAlign w:val="center"/>
           </w:tcPr>
@@ -9268,7 +9306,7 @@
         <w:trPr/>
         <w:tc>
           <w:tcPr>
-            <w:tcW w:w="1282" w:type="dxa"/>
+            <w:tcW w:w="1281" w:type="dxa"/>
             <w:tcBorders/>
             <w:vAlign w:val="center"/>
           </w:tcPr>
@@ -9306,7 +9344,7 @@
         </w:tc>
         <w:tc>
           <w:tcPr>
-            <w:tcW w:w="1824" w:type="dxa"/>
+            <w:tcW w:w="1825" w:type="dxa"/>
             <w:tcBorders/>
             <w:vAlign w:val="center"/>
           </w:tcPr>
@@ -9369,7 +9407,7 @@
         <w:trPr/>
         <w:tc>
           <w:tcPr>
-            <w:tcW w:w="1282" w:type="dxa"/>
+            <w:tcW w:w="1281" w:type="dxa"/>
             <w:tcBorders/>
             <w:vAlign w:val="center"/>
           </w:tcPr>
@@ -9407,7 +9445,7 @@
         </w:tc>
         <w:tc>
           <w:tcPr>
-            <w:tcW w:w="1824" w:type="dxa"/>
+            <w:tcW w:w="1825" w:type="dxa"/>
             <w:tcBorders/>
             <w:vAlign w:val="center"/>
           </w:tcPr>
@@ -9470,7 +9508,7 @@
         <w:trPr/>
         <w:tc>
           <w:tcPr>
-            <w:tcW w:w="1282" w:type="dxa"/>
+            <w:tcW w:w="1281" w:type="dxa"/>
             <w:tcBorders/>
             <w:vAlign w:val="center"/>
           </w:tcPr>
@@ -9508,7 +9546,7 @@
         </w:tc>
         <w:tc>
           <w:tcPr>
-            <w:tcW w:w="1824" w:type="dxa"/>
+            <w:tcW w:w="1825" w:type="dxa"/>
             <w:tcBorders/>
             <w:vAlign w:val="center"/>
           </w:tcPr>
@@ -9575,7 +9613,7 @@
         <w:trPr/>
         <w:tc>
           <w:tcPr>
-            <w:tcW w:w="1282" w:type="dxa"/>
+            <w:tcW w:w="1281" w:type="dxa"/>
             <w:tcBorders/>
             <w:vAlign w:val="center"/>
           </w:tcPr>
@@ -9613,7 +9651,7 @@
         </w:tc>
         <w:tc>
           <w:tcPr>
-            <w:tcW w:w="1824" w:type="dxa"/>
+            <w:tcW w:w="1825" w:type="dxa"/>
             <w:tcBorders/>
             <w:vAlign w:val="center"/>
           </w:tcPr>
@@ -9676,7 +9714,7 @@
         <w:trPr/>
         <w:tc>
           <w:tcPr>
-            <w:tcW w:w="1282" w:type="dxa"/>
+            <w:tcW w:w="1281" w:type="dxa"/>
             <w:tcBorders/>
             <w:vAlign w:val="center"/>
           </w:tcPr>
@@ -9714,7 +9752,7 @@
         </w:tc>
         <w:tc>
           <w:tcPr>
-            <w:tcW w:w="1824" w:type="dxa"/>
+            <w:tcW w:w="1825" w:type="dxa"/>
             <w:tcBorders/>
             <w:vAlign w:val="center"/>
           </w:tcPr>
@@ -9777,7 +9815,7 @@
         <w:trPr/>
         <w:tc>
           <w:tcPr>
-            <w:tcW w:w="1282" w:type="dxa"/>
+            <w:tcW w:w="1281" w:type="dxa"/>
             <w:tcBorders/>
             <w:vAlign w:val="center"/>
           </w:tcPr>
@@ -9815,7 +9853,7 @@
         </w:tc>
         <w:tc>
           <w:tcPr>
-            <w:tcW w:w="1824" w:type="dxa"/>
+            <w:tcW w:w="1825" w:type="dxa"/>
             <w:tcBorders/>
             <w:vAlign w:val="center"/>
           </w:tcPr>
@@ -9878,7 +9916,7 @@
         <w:trPr/>
         <w:tc>
           <w:tcPr>
-            <w:tcW w:w="1282" w:type="dxa"/>
+            <w:tcW w:w="1281" w:type="dxa"/>
             <w:tcBorders/>
             <w:vAlign w:val="center"/>
           </w:tcPr>
@@ -9916,7 +9954,7 @@
         </w:tc>
         <w:tc>
           <w:tcPr>
-            <w:tcW w:w="1824" w:type="dxa"/>
+            <w:tcW w:w="1825" w:type="dxa"/>
             <w:tcBorders/>
             <w:vAlign w:val="center"/>
           </w:tcPr>
@@ -9979,7 +10017,7 @@
         <w:trPr/>
         <w:tc>
           <w:tcPr>
-            <w:tcW w:w="1282" w:type="dxa"/>
+            <w:tcW w:w="1281" w:type="dxa"/>
             <w:tcBorders/>
             <w:vAlign w:val="center"/>
           </w:tcPr>
@@ -10017,7 +10055,7 @@
         </w:tc>
         <w:tc>
           <w:tcPr>
-            <w:tcW w:w="1824" w:type="dxa"/>
+            <w:tcW w:w="1825" w:type="dxa"/>
             <w:tcBorders/>
             <w:vAlign w:val="center"/>
           </w:tcPr>
@@ -10084,7 +10122,7 @@
         <w:trPr/>
         <w:tc>
           <w:tcPr>
-            <w:tcW w:w="1282" w:type="dxa"/>
+            <w:tcW w:w="1281" w:type="dxa"/>
             <w:tcBorders/>
             <w:vAlign w:val="center"/>
           </w:tcPr>
@@ -10122,7 +10160,7 @@
         </w:tc>
         <w:tc>
           <w:tcPr>
-            <w:tcW w:w="1824" w:type="dxa"/>
+            <w:tcW w:w="1825" w:type="dxa"/>
             <w:tcBorders/>
             <w:vAlign w:val="center"/>
           </w:tcPr>
@@ -10185,7 +10223,7 @@
         <w:trPr/>
         <w:tc>
           <w:tcPr>
-            <w:tcW w:w="1282" w:type="dxa"/>
+            <w:tcW w:w="1281" w:type="dxa"/>
             <w:tcBorders/>
             <w:vAlign w:val="center"/>
           </w:tcPr>
@@ -10223,7 +10261,7 @@
         </w:tc>
         <w:tc>
           <w:tcPr>
-            <w:tcW w:w="1824" w:type="dxa"/>
+            <w:tcW w:w="1825" w:type="dxa"/>
             <w:tcBorders/>
             <w:vAlign w:val="center"/>
           </w:tcPr>
@@ -10290,7 +10328,7 @@
         <w:trPr/>
         <w:tc>
           <w:tcPr>
-            <w:tcW w:w="1282" w:type="dxa"/>
+            <w:tcW w:w="1281" w:type="dxa"/>
             <w:tcBorders/>
             <w:vAlign w:val="center"/>
           </w:tcPr>
@@ -10328,7 +10366,7 @@
         </w:tc>
         <w:tc>
           <w:tcPr>
-            <w:tcW w:w="1824" w:type="dxa"/>
+            <w:tcW w:w="1825" w:type="dxa"/>
             <w:tcBorders/>
             <w:vAlign w:val="center"/>
           </w:tcPr>
@@ -10391,7 +10429,7 @@
         <w:trPr/>
         <w:tc>
           <w:tcPr>
-            <w:tcW w:w="1282" w:type="dxa"/>
+            <w:tcW w:w="1281" w:type="dxa"/>
             <w:tcBorders/>
             <w:vAlign w:val="center"/>
           </w:tcPr>
@@ -10429,7 +10467,7 @@
         </w:tc>
         <w:tc>
           <w:tcPr>
-            <w:tcW w:w="1824" w:type="dxa"/>
+            <w:tcW w:w="1825" w:type="dxa"/>
             <w:tcBorders/>
             <w:vAlign w:val="center"/>
           </w:tcPr>
@@ -10492,7 +10530,7 @@
         <w:trPr/>
         <w:tc>
           <w:tcPr>
-            <w:tcW w:w="1282" w:type="dxa"/>
+            <w:tcW w:w="1281" w:type="dxa"/>
             <w:tcBorders/>
             <w:vAlign w:val="center"/>
           </w:tcPr>
@@ -10530,7 +10568,7 @@
         </w:tc>
         <w:tc>
           <w:tcPr>
-            <w:tcW w:w="1824" w:type="dxa"/>
+            <w:tcW w:w="1825" w:type="dxa"/>
             <w:tcBorders/>
             <w:vAlign w:val="center"/>
           </w:tcPr>
@@ -10593,7 +10631,7 @@
         <w:trPr/>
         <w:tc>
           <w:tcPr>
-            <w:tcW w:w="1282" w:type="dxa"/>
+            <w:tcW w:w="1281" w:type="dxa"/>
             <w:tcBorders/>
             <w:vAlign w:val="center"/>
           </w:tcPr>
@@ -10631,7 +10669,7 @@
         </w:tc>
         <w:tc>
           <w:tcPr>
-            <w:tcW w:w="1824" w:type="dxa"/>
+            <w:tcW w:w="1825" w:type="dxa"/>
             <w:tcBorders/>
             <w:vAlign w:val="center"/>
           </w:tcPr>
@@ -10694,7 +10732,7 @@
         <w:trPr/>
         <w:tc>
           <w:tcPr>
-            <w:tcW w:w="1282" w:type="dxa"/>
+            <w:tcW w:w="1281" w:type="dxa"/>
             <w:tcBorders/>
             <w:vAlign w:val="center"/>
           </w:tcPr>
@@ -10732,7 +10770,7 @@
         </w:tc>
         <w:tc>
           <w:tcPr>
-            <w:tcW w:w="1824" w:type="dxa"/>
+            <w:tcW w:w="1825" w:type="dxa"/>
             <w:tcBorders/>
             <w:vAlign w:val="center"/>
           </w:tcPr>
@@ -10795,7 +10833,7 @@
         <w:trPr/>
         <w:tc>
           <w:tcPr>
-            <w:tcW w:w="1282" w:type="dxa"/>
+            <w:tcW w:w="1281" w:type="dxa"/>
             <w:tcBorders/>
             <w:vAlign w:val="center"/>
           </w:tcPr>
@@ -10833,7 +10871,7 @@
         </w:tc>
         <w:tc>
           <w:tcPr>
-            <w:tcW w:w="1824" w:type="dxa"/>
+            <w:tcW w:w="1825" w:type="dxa"/>
             <w:tcBorders/>
             <w:vAlign w:val="center"/>
           </w:tcPr>
@@ -10896,7 +10934,7 @@
         <w:trPr/>
         <w:tc>
           <w:tcPr>
-            <w:tcW w:w="1282" w:type="dxa"/>
+            <w:tcW w:w="1281" w:type="dxa"/>
             <w:tcBorders/>
             <w:vAlign w:val="center"/>
           </w:tcPr>
@@ -10934,7 +10972,7 @@
         </w:tc>
         <w:tc>
           <w:tcPr>
-            <w:tcW w:w="1824" w:type="dxa"/>
+            <w:tcW w:w="1825" w:type="dxa"/>
             <w:tcBorders/>
             <w:vAlign w:val="center"/>
           </w:tcPr>
@@ -11109,11 +11147,11 @@
         </w:tblCellMar>
       </w:tblPr>
       <w:tblGrid>
-        <w:gridCol w:w="1209"/>
+        <w:gridCol w:w="1208"/>
         <w:gridCol w:w="2343"/>
-        <w:gridCol w:w="1980"/>
-        <w:gridCol w:w="2384"/>
-        <w:gridCol w:w="1722"/>
+        <w:gridCol w:w="1981"/>
+        <w:gridCol w:w="2383"/>
+        <w:gridCol w:w="1723"/>
       </w:tblGrid>
       <w:tr>
         <w:trPr>
@@ -11121,7 +11159,7 @@
         </w:trPr>
         <w:tc>
           <w:tcPr>
-            <w:tcW w:w="1209" w:type="dxa"/>
+            <w:tcW w:w="1208" w:type="dxa"/>
             <w:tcBorders/>
             <w:vAlign w:val="center"/>
           </w:tcPr>
@@ -11161,7 +11199,7 @@
         </w:tc>
         <w:tc>
           <w:tcPr>
-            <w:tcW w:w="1980" w:type="dxa"/>
+            <w:tcW w:w="1981" w:type="dxa"/>
             <w:tcBorders/>
             <w:vAlign w:val="center"/>
           </w:tcPr>
@@ -11181,7 +11219,7 @@
         </w:tc>
         <w:tc>
           <w:tcPr>
-            <w:tcW w:w="2384" w:type="dxa"/>
+            <w:tcW w:w="2383" w:type="dxa"/>
             <w:tcBorders/>
             <w:vAlign w:val="center"/>
           </w:tcPr>
@@ -11201,7 +11239,7 @@
         </w:tc>
         <w:tc>
           <w:tcPr>
-            <w:tcW w:w="1722" w:type="dxa"/>
+            <w:tcW w:w="1723" w:type="dxa"/>
             <w:tcBorders/>
             <w:vAlign w:val="center"/>
           </w:tcPr>
@@ -11224,7 +11262,7 @@
         <w:trPr/>
         <w:tc>
           <w:tcPr>
-            <w:tcW w:w="1209" w:type="dxa"/>
+            <w:tcW w:w="1208" w:type="dxa"/>
             <w:tcBorders/>
             <w:vAlign w:val="center"/>
           </w:tcPr>
@@ -11262,7 +11300,7 @@
         </w:tc>
         <w:tc>
           <w:tcPr>
-            <w:tcW w:w="1980" w:type="dxa"/>
+            <w:tcW w:w="1981" w:type="dxa"/>
             <w:tcBorders/>
             <w:vAlign w:val="center"/>
           </w:tcPr>
@@ -11281,7 +11319,7 @@
         </w:tc>
         <w:tc>
           <w:tcPr>
-            <w:tcW w:w="2384" w:type="dxa"/>
+            <w:tcW w:w="2383" w:type="dxa"/>
             <w:tcBorders/>
             <w:vAlign w:val="center"/>
           </w:tcPr>
@@ -11300,7 +11338,7 @@
         </w:tc>
         <w:tc>
           <w:tcPr>
-            <w:tcW w:w="1722" w:type="dxa"/>
+            <w:tcW w:w="1723" w:type="dxa"/>
             <w:tcBorders/>
             <w:vAlign w:val="center"/>
           </w:tcPr>
@@ -11325,7 +11363,7 @@
         <w:trPr/>
         <w:tc>
           <w:tcPr>
-            <w:tcW w:w="1209" w:type="dxa"/>
+            <w:tcW w:w="1208" w:type="dxa"/>
             <w:tcBorders/>
             <w:vAlign w:val="center"/>
           </w:tcPr>
@@ -11372,7 +11410,7 @@
         </w:tc>
         <w:tc>
           <w:tcPr>
-            <w:tcW w:w="1980" w:type="dxa"/>
+            <w:tcW w:w="1981" w:type="dxa"/>
             <w:tcBorders/>
             <w:vAlign w:val="center"/>
           </w:tcPr>
@@ -11391,7 +11429,7 @@
         </w:tc>
         <w:tc>
           <w:tcPr>
-            <w:tcW w:w="2384" w:type="dxa"/>
+            <w:tcW w:w="2383" w:type="dxa"/>
             <w:tcBorders/>
             <w:vAlign w:val="center"/>
           </w:tcPr>
@@ -11410,7 +11448,7 @@
         </w:tc>
         <w:tc>
           <w:tcPr>
-            <w:tcW w:w="1722" w:type="dxa"/>
+            <w:tcW w:w="1723" w:type="dxa"/>
             <w:tcBorders/>
             <w:vAlign w:val="center"/>
           </w:tcPr>
@@ -11435,7 +11473,7 @@
         <w:trPr/>
         <w:tc>
           <w:tcPr>
-            <w:tcW w:w="1209" w:type="dxa"/>
+            <w:tcW w:w="1208" w:type="dxa"/>
             <w:tcBorders/>
             <w:vAlign w:val="center"/>
           </w:tcPr>
@@ -11473,7 +11511,7 @@
         </w:tc>
         <w:tc>
           <w:tcPr>
-            <w:tcW w:w="1980" w:type="dxa"/>
+            <w:tcW w:w="1981" w:type="dxa"/>
             <w:tcBorders/>
             <w:vAlign w:val="center"/>
           </w:tcPr>
@@ -11492,7 +11530,7 @@
         </w:tc>
         <w:tc>
           <w:tcPr>
-            <w:tcW w:w="2384" w:type="dxa"/>
+            <w:tcW w:w="2383" w:type="dxa"/>
             <w:tcBorders/>
             <w:vAlign w:val="center"/>
           </w:tcPr>
@@ -11511,7 +11549,7 @@
         </w:tc>
         <w:tc>
           <w:tcPr>
-            <w:tcW w:w="1722" w:type="dxa"/>
+            <w:tcW w:w="1723" w:type="dxa"/>
             <w:tcBorders/>
             <w:vAlign w:val="center"/>
           </w:tcPr>
@@ -11540,7 +11578,7 @@
         <w:trPr/>
         <w:tc>
           <w:tcPr>
-            <w:tcW w:w="1209" w:type="dxa"/>
+            <w:tcW w:w="1208" w:type="dxa"/>
             <w:tcBorders/>
             <w:vAlign w:val="center"/>
           </w:tcPr>
@@ -11578,7 +11616,7 @@
         </w:tc>
         <w:tc>
           <w:tcPr>
-            <w:tcW w:w="1980" w:type="dxa"/>
+            <w:tcW w:w="1981" w:type="dxa"/>
             <w:tcBorders/>
             <w:vAlign w:val="center"/>
           </w:tcPr>
@@ -11597,7 +11635,7 @@
         </w:tc>
         <w:tc>
           <w:tcPr>
-            <w:tcW w:w="2384" w:type="dxa"/>
+            <w:tcW w:w="2383" w:type="dxa"/>
             <w:tcBorders/>
             <w:vAlign w:val="center"/>
           </w:tcPr>
@@ -11616,7 +11654,7 @@
         </w:tc>
         <w:tc>
           <w:tcPr>
-            <w:tcW w:w="1722" w:type="dxa"/>
+            <w:tcW w:w="1723" w:type="dxa"/>
             <w:tcBorders/>
             <w:vAlign w:val="center"/>
           </w:tcPr>
@@ -11641,7 +11679,7 @@
         <w:trPr/>
         <w:tc>
           <w:tcPr>
-            <w:tcW w:w="1209" w:type="dxa"/>
+            <w:tcW w:w="1208" w:type="dxa"/>
             <w:tcBorders/>
             <w:vAlign w:val="center"/>
           </w:tcPr>
@@ -11679,7 +11717,7 @@
         </w:tc>
         <w:tc>
           <w:tcPr>
-            <w:tcW w:w="1980" w:type="dxa"/>
+            <w:tcW w:w="1981" w:type="dxa"/>
             <w:tcBorders/>
             <w:vAlign w:val="center"/>
           </w:tcPr>
@@ -11698,7 +11736,7 @@
         </w:tc>
         <w:tc>
           <w:tcPr>
-            <w:tcW w:w="2384" w:type="dxa"/>
+            <w:tcW w:w="2383" w:type="dxa"/>
             <w:tcBorders/>
             <w:vAlign w:val="center"/>
           </w:tcPr>
@@ -11717,7 +11755,7 @@
         </w:tc>
         <w:tc>
           <w:tcPr>
-            <w:tcW w:w="1722" w:type="dxa"/>
+            <w:tcW w:w="1723" w:type="dxa"/>
             <w:tcBorders/>
             <w:vAlign w:val="center"/>
           </w:tcPr>
@@ -11746,7 +11784,7 @@
         <w:trPr/>
         <w:tc>
           <w:tcPr>
-            <w:tcW w:w="1209" w:type="dxa"/>
+            <w:tcW w:w="1208" w:type="dxa"/>
             <w:tcBorders/>
             <w:vAlign w:val="center"/>
           </w:tcPr>
@@ -11784,7 +11822,7 @@
         </w:tc>
         <w:tc>
           <w:tcPr>
-            <w:tcW w:w="1980" w:type="dxa"/>
+            <w:tcW w:w="1981" w:type="dxa"/>
             <w:tcBorders/>
             <w:vAlign w:val="center"/>
           </w:tcPr>
@@ -11803,7 +11841,7 @@
         </w:tc>
         <w:tc>
           <w:tcPr>
-            <w:tcW w:w="2384" w:type="dxa"/>
+            <w:tcW w:w="2383" w:type="dxa"/>
             <w:tcBorders/>
             <w:vAlign w:val="center"/>
           </w:tcPr>
@@ -11822,7 +11860,7 @@
         </w:tc>
         <w:tc>
           <w:tcPr>
-            <w:tcW w:w="1722" w:type="dxa"/>
+            <w:tcW w:w="1723" w:type="dxa"/>
             <w:tcBorders/>
             <w:vAlign w:val="center"/>
           </w:tcPr>
@@ -11851,7 +11889,7 @@
         <w:trPr/>
         <w:tc>
           <w:tcPr>
-            <w:tcW w:w="1209" w:type="dxa"/>
+            <w:tcW w:w="1208" w:type="dxa"/>
             <w:tcBorders/>
             <w:vAlign w:val="center"/>
           </w:tcPr>
@@ -11889,7 +11927,7 @@
         </w:tc>
         <w:tc>
           <w:tcPr>
-            <w:tcW w:w="1980" w:type="dxa"/>
+            <w:tcW w:w="1981" w:type="dxa"/>
             <w:tcBorders/>
             <w:vAlign w:val="center"/>
           </w:tcPr>
@@ -11908,7 +11946,7 @@
         </w:tc>
         <w:tc>
           <w:tcPr>
-            <w:tcW w:w="2384" w:type="dxa"/>
+            <w:tcW w:w="2383" w:type="dxa"/>
             <w:tcBorders/>
             <w:vAlign w:val="center"/>
           </w:tcPr>
@@ -11927,7 +11965,7 @@
         </w:tc>
         <w:tc>
           <w:tcPr>
-            <w:tcW w:w="1722" w:type="dxa"/>
+            <w:tcW w:w="1723" w:type="dxa"/>
             <w:tcBorders/>
             <w:vAlign w:val="center"/>
           </w:tcPr>
@@ -11952,7 +11990,7 @@
         <w:trPr/>
         <w:tc>
           <w:tcPr>
-            <w:tcW w:w="1209" w:type="dxa"/>
+            <w:tcW w:w="1208" w:type="dxa"/>
             <w:tcBorders/>
             <w:vAlign w:val="center"/>
           </w:tcPr>
@@ -11990,7 +12028,7 @@
         </w:tc>
         <w:tc>
           <w:tcPr>
-            <w:tcW w:w="1980" w:type="dxa"/>
+            <w:tcW w:w="1981" w:type="dxa"/>
             <w:tcBorders/>
             <w:vAlign w:val="center"/>
           </w:tcPr>
@@ -12009,7 +12047,7 @@
         </w:tc>
         <w:tc>
           <w:tcPr>
-            <w:tcW w:w="2384" w:type="dxa"/>
+            <w:tcW w:w="2383" w:type="dxa"/>
             <w:tcBorders/>
             <w:vAlign w:val="center"/>
           </w:tcPr>
@@ -12028,7 +12066,7 @@
         </w:tc>
         <w:tc>
           <w:tcPr>
-            <w:tcW w:w="1722" w:type="dxa"/>
+            <w:tcW w:w="1723" w:type="dxa"/>
             <w:tcBorders/>
             <w:vAlign w:val="center"/>
           </w:tcPr>
@@ -12053,7 +12091,7 @@
         <w:trPr/>
         <w:tc>
           <w:tcPr>
-            <w:tcW w:w="1209" w:type="dxa"/>
+            <w:tcW w:w="1208" w:type="dxa"/>
             <w:tcBorders/>
             <w:vAlign w:val="center"/>
           </w:tcPr>
@@ -12091,7 +12129,7 @@
         </w:tc>
         <w:tc>
           <w:tcPr>
-            <w:tcW w:w="1980" w:type="dxa"/>
+            <w:tcW w:w="1981" w:type="dxa"/>
             <w:tcBorders/>
             <w:vAlign w:val="center"/>
           </w:tcPr>
@@ -12110,7 +12148,7 @@
         </w:tc>
         <w:tc>
           <w:tcPr>
-            <w:tcW w:w="2384" w:type="dxa"/>
+            <w:tcW w:w="2383" w:type="dxa"/>
             <w:tcBorders/>
             <w:vAlign w:val="center"/>
           </w:tcPr>
@@ -12129,7 +12167,7 @@
         </w:tc>
         <w:tc>
           <w:tcPr>
-            <w:tcW w:w="1722" w:type="dxa"/>
+            <w:tcW w:w="1723" w:type="dxa"/>
             <w:tcBorders/>
             <w:vAlign w:val="center"/>
           </w:tcPr>
@@ -12154,7 +12192,7 @@
         <w:trPr/>
         <w:tc>
           <w:tcPr>
-            <w:tcW w:w="1209" w:type="dxa"/>
+            <w:tcW w:w="1208" w:type="dxa"/>
             <w:tcBorders/>
             <w:vAlign w:val="center"/>
           </w:tcPr>
@@ -12192,7 +12230,7 @@
         </w:tc>
         <w:tc>
           <w:tcPr>
-            <w:tcW w:w="1980" w:type="dxa"/>
+            <w:tcW w:w="1981" w:type="dxa"/>
             <w:tcBorders/>
             <w:vAlign w:val="center"/>
           </w:tcPr>
@@ -12211,7 +12249,7 @@
         </w:tc>
         <w:tc>
           <w:tcPr>
-            <w:tcW w:w="2384" w:type="dxa"/>
+            <w:tcW w:w="2383" w:type="dxa"/>
             <w:tcBorders/>
             <w:vAlign w:val="center"/>
           </w:tcPr>
@@ -12230,7 +12268,7 @@
         </w:tc>
         <w:tc>
           <w:tcPr>
-            <w:tcW w:w="1722" w:type="dxa"/>
+            <w:tcW w:w="1723" w:type="dxa"/>
             <w:tcBorders/>
             <w:vAlign w:val="center"/>
           </w:tcPr>
@@ -12259,7 +12297,7 @@
         <w:trPr/>
         <w:tc>
           <w:tcPr>
-            <w:tcW w:w="1209" w:type="dxa"/>
+            <w:tcW w:w="1208" w:type="dxa"/>
             <w:tcBorders/>
             <w:vAlign w:val="center"/>
           </w:tcPr>
@@ -12297,7 +12335,7 @@
         </w:tc>
         <w:tc>
           <w:tcPr>
-            <w:tcW w:w="1980" w:type="dxa"/>
+            <w:tcW w:w="1981" w:type="dxa"/>
             <w:tcBorders/>
             <w:vAlign w:val="center"/>
           </w:tcPr>
@@ -12316,7 +12354,7 @@
         </w:tc>
         <w:tc>
           <w:tcPr>
-            <w:tcW w:w="2384" w:type="dxa"/>
+            <w:tcW w:w="2383" w:type="dxa"/>
             <w:tcBorders/>
             <w:vAlign w:val="center"/>
           </w:tcPr>
@@ -12335,7 +12373,7 @@
         </w:tc>
         <w:tc>
           <w:tcPr>
-            <w:tcW w:w="1722" w:type="dxa"/>
+            <w:tcW w:w="1723" w:type="dxa"/>
             <w:tcBorders/>
             <w:vAlign w:val="center"/>
           </w:tcPr>
@@ -12360,7 +12398,7 @@
         <w:trPr/>
         <w:tc>
           <w:tcPr>
-            <w:tcW w:w="1209" w:type="dxa"/>
+            <w:tcW w:w="1208" w:type="dxa"/>
             <w:tcBorders/>
             <w:vAlign w:val="center"/>
           </w:tcPr>
@@ -12398,7 +12436,7 @@
         </w:tc>
         <w:tc>
           <w:tcPr>
-            <w:tcW w:w="1980" w:type="dxa"/>
+            <w:tcW w:w="1981" w:type="dxa"/>
             <w:tcBorders/>
             <w:vAlign w:val="center"/>
           </w:tcPr>
@@ -12417,7 +12455,7 @@
         </w:tc>
         <w:tc>
           <w:tcPr>
-            <w:tcW w:w="2384" w:type="dxa"/>
+            <w:tcW w:w="2383" w:type="dxa"/>
             <w:tcBorders/>
             <w:vAlign w:val="center"/>
           </w:tcPr>
@@ -12436,7 +12474,7 @@
         </w:tc>
         <w:tc>
           <w:tcPr>
-            <w:tcW w:w="1722" w:type="dxa"/>
+            <w:tcW w:w="1723" w:type="dxa"/>
             <w:tcBorders/>
             <w:vAlign w:val="center"/>
           </w:tcPr>
@@ -12465,7 +12503,7 @@
         <w:trPr/>
         <w:tc>
           <w:tcPr>
-            <w:tcW w:w="1209" w:type="dxa"/>
+            <w:tcW w:w="1208" w:type="dxa"/>
             <w:tcBorders/>
             <w:vAlign w:val="center"/>
           </w:tcPr>
@@ -12503,7 +12541,7 @@
         </w:tc>
         <w:tc>
           <w:tcPr>
-            <w:tcW w:w="1980" w:type="dxa"/>
+            <w:tcW w:w="1981" w:type="dxa"/>
             <w:tcBorders/>
             <w:vAlign w:val="center"/>
           </w:tcPr>
@@ -12522,7 +12560,7 @@
         </w:tc>
         <w:tc>
           <w:tcPr>
-            <w:tcW w:w="2384" w:type="dxa"/>
+            <w:tcW w:w="2383" w:type="dxa"/>
             <w:tcBorders/>
             <w:vAlign w:val="center"/>
           </w:tcPr>
@@ -12541,7 +12579,7 @@
         </w:tc>
         <w:tc>
           <w:tcPr>
-            <w:tcW w:w="1722" w:type="dxa"/>
+            <w:tcW w:w="1723" w:type="dxa"/>
             <w:tcBorders/>
             <w:vAlign w:val="center"/>
           </w:tcPr>
@@ -12566,7 +12604,7 @@
         <w:trPr/>
         <w:tc>
           <w:tcPr>
-            <w:tcW w:w="1209" w:type="dxa"/>
+            <w:tcW w:w="1208" w:type="dxa"/>
             <w:tcBorders/>
             <w:vAlign w:val="center"/>
           </w:tcPr>
@@ -12604,7 +12642,7 @@
         </w:tc>
         <w:tc>
           <w:tcPr>
-            <w:tcW w:w="1980" w:type="dxa"/>
+            <w:tcW w:w="1981" w:type="dxa"/>
             <w:tcBorders/>
             <w:vAlign w:val="center"/>
           </w:tcPr>
@@ -12623,7 +12661,7 @@
         </w:tc>
         <w:tc>
           <w:tcPr>
-            <w:tcW w:w="2384" w:type="dxa"/>
+            <w:tcW w:w="2383" w:type="dxa"/>
             <w:tcBorders/>
             <w:vAlign w:val="center"/>
           </w:tcPr>
@@ -12642,7 +12680,7 @@
         </w:tc>
         <w:tc>
           <w:tcPr>
-            <w:tcW w:w="1722" w:type="dxa"/>
+            <w:tcW w:w="1723" w:type="dxa"/>
             <w:tcBorders/>
             <w:vAlign w:val="center"/>
           </w:tcPr>
@@ -12671,7 +12709,7 @@
         <w:trPr/>
         <w:tc>
           <w:tcPr>
-            <w:tcW w:w="1209" w:type="dxa"/>
+            <w:tcW w:w="1208" w:type="dxa"/>
             <w:tcBorders/>
             <w:vAlign w:val="center"/>
           </w:tcPr>
@@ -12709,7 +12747,7 @@
         </w:tc>
         <w:tc>
           <w:tcPr>
-            <w:tcW w:w="1980" w:type="dxa"/>
+            <w:tcW w:w="1981" w:type="dxa"/>
             <w:tcBorders/>
             <w:vAlign w:val="center"/>
           </w:tcPr>
@@ -12728,7 +12766,7 @@
         </w:tc>
         <w:tc>
           <w:tcPr>
-            <w:tcW w:w="2384" w:type="dxa"/>
+            <w:tcW w:w="2383" w:type="dxa"/>
             <w:tcBorders/>
             <w:vAlign w:val="center"/>
           </w:tcPr>
@@ -12747,7 +12785,7 @@
         </w:tc>
         <w:tc>
           <w:tcPr>
-            <w:tcW w:w="1722" w:type="dxa"/>
+            <w:tcW w:w="1723" w:type="dxa"/>
             <w:tcBorders/>
             <w:vAlign w:val="center"/>
           </w:tcPr>
@@ -12772,7 +12810,7 @@
         <w:trPr/>
         <w:tc>
           <w:tcPr>
-            <w:tcW w:w="1209" w:type="dxa"/>
+            <w:tcW w:w="1208" w:type="dxa"/>
             <w:tcBorders/>
             <w:vAlign w:val="center"/>
           </w:tcPr>
@@ -12810,7 +12848,7 @@
         </w:tc>
         <w:tc>
           <w:tcPr>
-            <w:tcW w:w="1980" w:type="dxa"/>
+            <w:tcW w:w="1981" w:type="dxa"/>
             <w:tcBorders/>
             <w:vAlign w:val="center"/>
           </w:tcPr>
@@ -12829,7 +12867,7 @@
         </w:tc>
         <w:tc>
           <w:tcPr>
-            <w:tcW w:w="2384" w:type="dxa"/>
+            <w:tcW w:w="2383" w:type="dxa"/>
             <w:tcBorders/>
             <w:vAlign w:val="center"/>
           </w:tcPr>
@@ -12848,7 +12886,7 @@
         </w:tc>
         <w:tc>
           <w:tcPr>
-            <w:tcW w:w="1722" w:type="dxa"/>
+            <w:tcW w:w="1723" w:type="dxa"/>
             <w:tcBorders/>
             <w:vAlign w:val="center"/>
           </w:tcPr>
@@ -12873,7 +12911,7 @@
         <w:trPr/>
         <w:tc>
           <w:tcPr>
-            <w:tcW w:w="1209" w:type="dxa"/>
+            <w:tcW w:w="1208" w:type="dxa"/>
             <w:tcBorders/>
             <w:vAlign w:val="center"/>
           </w:tcPr>
@@ -12911,7 +12949,7 @@
         </w:tc>
         <w:tc>
           <w:tcPr>
-            <w:tcW w:w="1980" w:type="dxa"/>
+            <w:tcW w:w="1981" w:type="dxa"/>
             <w:tcBorders/>
             <w:vAlign w:val="center"/>
           </w:tcPr>
@@ -12930,7 +12968,7 @@
         </w:tc>
         <w:tc>
           <w:tcPr>
-            <w:tcW w:w="2384" w:type="dxa"/>
+            <w:tcW w:w="2383" w:type="dxa"/>
             <w:tcBorders/>
             <w:vAlign w:val="center"/>
           </w:tcPr>
@@ -12949,7 +12987,7 @@
         </w:tc>
         <w:tc>
           <w:tcPr>
-            <w:tcW w:w="1722" w:type="dxa"/>
+            <w:tcW w:w="1723" w:type="dxa"/>
             <w:tcBorders/>
             <w:vAlign w:val="center"/>
           </w:tcPr>
@@ -12974,7 +13012,7 @@
         <w:trPr/>
         <w:tc>
           <w:tcPr>
-            <w:tcW w:w="1209" w:type="dxa"/>
+            <w:tcW w:w="1208" w:type="dxa"/>
             <w:tcBorders/>
             <w:vAlign w:val="center"/>
           </w:tcPr>
@@ -13012,7 +13050,7 @@
         </w:tc>
         <w:tc>
           <w:tcPr>
-            <w:tcW w:w="1980" w:type="dxa"/>
+            <w:tcW w:w="1981" w:type="dxa"/>
             <w:tcBorders/>
             <w:vAlign w:val="center"/>
           </w:tcPr>
@@ -13031,7 +13069,7 @@
         </w:tc>
         <w:tc>
           <w:tcPr>
-            <w:tcW w:w="2384" w:type="dxa"/>
+            <w:tcW w:w="2383" w:type="dxa"/>
             <w:tcBorders/>
             <w:vAlign w:val="center"/>
           </w:tcPr>
@@ -13050,7 +13088,7 @@
         </w:tc>
         <w:tc>
           <w:tcPr>
-            <w:tcW w:w="1722" w:type="dxa"/>
+            <w:tcW w:w="1723" w:type="dxa"/>
             <w:tcBorders/>
             <w:vAlign w:val="center"/>
           </w:tcPr>
@@ -13075,7 +13113,7 @@
         <w:trPr/>
         <w:tc>
           <w:tcPr>
-            <w:tcW w:w="1209" w:type="dxa"/>
+            <w:tcW w:w="1208" w:type="dxa"/>
             <w:tcBorders/>
             <w:vAlign w:val="center"/>
           </w:tcPr>
@@ -13113,7 +13151,7 @@
         </w:tc>
         <w:tc>
           <w:tcPr>
-            <w:tcW w:w="1980" w:type="dxa"/>
+            <w:tcW w:w="1981" w:type="dxa"/>
             <w:tcBorders/>
             <w:vAlign w:val="center"/>
           </w:tcPr>
@@ -13132,7 +13170,7 @@
         </w:tc>
         <w:tc>
           <w:tcPr>
-            <w:tcW w:w="2384" w:type="dxa"/>
+            <w:tcW w:w="2383" w:type="dxa"/>
             <w:tcBorders/>
             <w:vAlign w:val="center"/>
           </w:tcPr>
@@ -13151,7 +13189,7 @@
         </w:tc>
         <w:tc>
           <w:tcPr>
-            <w:tcW w:w="1722" w:type="dxa"/>
+            <w:tcW w:w="1723" w:type="dxa"/>
             <w:tcBorders/>
             <w:vAlign w:val="center"/>
           </w:tcPr>
@@ -13288,10 +13326,10 @@
         </w:tblCellMar>
       </w:tblPr>
       <w:tblGrid>
-        <w:gridCol w:w="1228"/>
-        <w:gridCol w:w="2416"/>
-        <w:gridCol w:w="1927"/>
-        <w:gridCol w:w="2432"/>
+        <w:gridCol w:w="1227"/>
+        <w:gridCol w:w="2417"/>
+        <w:gridCol w:w="1926"/>
+        <w:gridCol w:w="2433"/>
         <w:gridCol w:w="1635"/>
       </w:tblGrid>
       <w:tr>
@@ -13300,7 +13338,7 @@
         </w:trPr>
         <w:tc>
           <w:tcPr>
-            <w:tcW w:w="1228" w:type="dxa"/>
+            <w:tcW w:w="1227" w:type="dxa"/>
             <w:tcBorders/>
             <w:vAlign w:val="center"/>
           </w:tcPr>
@@ -13320,7 +13358,7 @@
         </w:tc>
         <w:tc>
           <w:tcPr>
-            <w:tcW w:w="2416" w:type="dxa"/>
+            <w:tcW w:w="2417" w:type="dxa"/>
             <w:tcBorders/>
             <w:vAlign w:val="center"/>
           </w:tcPr>
@@ -13340,7 +13378,7 @@
         </w:tc>
         <w:tc>
           <w:tcPr>
-            <w:tcW w:w="1927" w:type="dxa"/>
+            <w:tcW w:w="1926" w:type="dxa"/>
             <w:tcBorders/>
             <w:vAlign w:val="center"/>
           </w:tcPr>
@@ -13360,7 +13398,7 @@
         </w:tc>
         <w:tc>
           <w:tcPr>
-            <w:tcW w:w="2432" w:type="dxa"/>
+            <w:tcW w:w="2433" w:type="dxa"/>
             <w:tcBorders/>
             <w:vAlign w:val="center"/>
           </w:tcPr>
@@ -13403,7 +13441,7 @@
         <w:trPr/>
         <w:tc>
           <w:tcPr>
-            <w:tcW w:w="1228" w:type="dxa"/>
+            <w:tcW w:w="1227" w:type="dxa"/>
             <w:tcBorders/>
             <w:vAlign w:val="center"/>
           </w:tcPr>
@@ -13422,7 +13460,7 @@
         </w:tc>
         <w:tc>
           <w:tcPr>
-            <w:tcW w:w="2416" w:type="dxa"/>
+            <w:tcW w:w="2417" w:type="dxa"/>
             <w:tcBorders/>
             <w:vAlign w:val="center"/>
           </w:tcPr>
@@ -13441,7 +13479,7 @@
         </w:tc>
         <w:tc>
           <w:tcPr>
-            <w:tcW w:w="1927" w:type="dxa"/>
+            <w:tcW w:w="1926" w:type="dxa"/>
             <w:tcBorders/>
             <w:vAlign w:val="center"/>
           </w:tcPr>
@@ -13460,7 +13498,7 @@
         </w:tc>
         <w:tc>
           <w:tcPr>
-            <w:tcW w:w="2432" w:type="dxa"/>
+            <w:tcW w:w="2433" w:type="dxa"/>
             <w:tcBorders/>
             <w:vAlign w:val="center"/>
           </w:tcPr>
@@ -13504,7 +13542,7 @@
         <w:trPr/>
         <w:tc>
           <w:tcPr>
-            <w:tcW w:w="1228" w:type="dxa"/>
+            <w:tcW w:w="1227" w:type="dxa"/>
             <w:tcBorders/>
             <w:vAlign w:val="center"/>
           </w:tcPr>
@@ -13523,7 +13561,7 @@
         </w:tc>
         <w:tc>
           <w:tcPr>
-            <w:tcW w:w="2416" w:type="dxa"/>
+            <w:tcW w:w="2417" w:type="dxa"/>
             <w:tcBorders/>
             <w:vAlign w:val="center"/>
           </w:tcPr>
@@ -13551,7 +13589,7 @@
         </w:tc>
         <w:tc>
           <w:tcPr>
-            <w:tcW w:w="1927" w:type="dxa"/>
+            <w:tcW w:w="1926" w:type="dxa"/>
             <w:tcBorders/>
             <w:vAlign w:val="center"/>
           </w:tcPr>
@@ -13570,7 +13608,7 @@
         </w:tc>
         <w:tc>
           <w:tcPr>
-            <w:tcW w:w="2432" w:type="dxa"/>
+            <w:tcW w:w="2433" w:type="dxa"/>
             <w:tcBorders/>
             <w:vAlign w:val="center"/>
           </w:tcPr>
@@ -13614,7 +13652,7 @@
         <w:trPr/>
         <w:tc>
           <w:tcPr>
-            <w:tcW w:w="1228" w:type="dxa"/>
+            <w:tcW w:w="1227" w:type="dxa"/>
             <w:tcBorders/>
             <w:vAlign w:val="center"/>
           </w:tcPr>
@@ -13633,7 +13671,7 @@
         </w:tc>
         <w:tc>
           <w:tcPr>
-            <w:tcW w:w="2416" w:type="dxa"/>
+            <w:tcW w:w="2417" w:type="dxa"/>
             <w:tcBorders/>
             <w:vAlign w:val="center"/>
           </w:tcPr>
@@ -13652,7 +13690,7 @@
         </w:tc>
         <w:tc>
           <w:tcPr>
-            <w:tcW w:w="1927" w:type="dxa"/>
+            <w:tcW w:w="1926" w:type="dxa"/>
             <w:tcBorders/>
             <w:vAlign w:val="center"/>
           </w:tcPr>
@@ -13671,7 +13709,7 @@
         </w:tc>
         <w:tc>
           <w:tcPr>
-            <w:tcW w:w="2432" w:type="dxa"/>
+            <w:tcW w:w="2433" w:type="dxa"/>
             <w:tcBorders/>
             <w:vAlign w:val="center"/>
           </w:tcPr>
@@ -13715,7 +13753,7 @@
         <w:trPr/>
         <w:tc>
           <w:tcPr>
-            <w:tcW w:w="1228" w:type="dxa"/>
+            <w:tcW w:w="1227" w:type="dxa"/>
             <w:tcBorders/>
             <w:vAlign w:val="center"/>
           </w:tcPr>
@@ -13734,7 +13772,7 @@
         </w:tc>
         <w:tc>
           <w:tcPr>
-            <w:tcW w:w="2416" w:type="dxa"/>
+            <w:tcW w:w="2417" w:type="dxa"/>
             <w:tcBorders/>
             <w:vAlign w:val="center"/>
           </w:tcPr>
@@ -13753,7 +13791,7 @@
         </w:tc>
         <w:tc>
           <w:tcPr>
-            <w:tcW w:w="1927" w:type="dxa"/>
+            <w:tcW w:w="1926" w:type="dxa"/>
             <w:tcBorders/>
             <w:vAlign w:val="center"/>
           </w:tcPr>
@@ -13772,7 +13810,7 @@
         </w:tc>
         <w:tc>
           <w:tcPr>
-            <w:tcW w:w="2432" w:type="dxa"/>
+            <w:tcW w:w="2433" w:type="dxa"/>
             <w:tcBorders/>
             <w:vAlign w:val="center"/>
           </w:tcPr>
@@ -13816,7 +13854,7 @@
         <w:trPr/>
         <w:tc>
           <w:tcPr>
-            <w:tcW w:w="1228" w:type="dxa"/>
+            <w:tcW w:w="1227" w:type="dxa"/>
             <w:tcBorders/>
             <w:vAlign w:val="center"/>
           </w:tcPr>
@@ -13835,7 +13873,7 @@
         </w:tc>
         <w:tc>
           <w:tcPr>
-            <w:tcW w:w="2416" w:type="dxa"/>
+            <w:tcW w:w="2417" w:type="dxa"/>
             <w:tcBorders/>
             <w:vAlign w:val="center"/>
           </w:tcPr>
@@ -13854,7 +13892,7 @@
         </w:tc>
         <w:tc>
           <w:tcPr>
-            <w:tcW w:w="1927" w:type="dxa"/>
+            <w:tcW w:w="1926" w:type="dxa"/>
             <w:tcBorders/>
             <w:vAlign w:val="center"/>
           </w:tcPr>
@@ -13873,7 +13911,7 @@
         </w:tc>
         <w:tc>
           <w:tcPr>
-            <w:tcW w:w="2432" w:type="dxa"/>
+            <w:tcW w:w="2433" w:type="dxa"/>
             <w:tcBorders/>
             <w:vAlign w:val="center"/>
           </w:tcPr>
@@ -13917,7 +13955,7 @@
         <w:trPr/>
         <w:tc>
           <w:tcPr>
-            <w:tcW w:w="1228" w:type="dxa"/>
+            <w:tcW w:w="1227" w:type="dxa"/>
             <w:tcBorders/>
             <w:vAlign w:val="center"/>
           </w:tcPr>
@@ -13936,7 +13974,7 @@
         </w:tc>
         <w:tc>
           <w:tcPr>
-            <w:tcW w:w="2416" w:type="dxa"/>
+            <w:tcW w:w="2417" w:type="dxa"/>
             <w:tcBorders/>
             <w:vAlign w:val="center"/>
           </w:tcPr>
@@ -13955,7 +13993,7 @@
         </w:tc>
         <w:tc>
           <w:tcPr>
-            <w:tcW w:w="1927" w:type="dxa"/>
+            <w:tcW w:w="1926" w:type="dxa"/>
             <w:tcBorders/>
             <w:vAlign w:val="center"/>
           </w:tcPr>
@@ -13974,7 +14012,7 @@
         </w:tc>
         <w:tc>
           <w:tcPr>
-            <w:tcW w:w="2432" w:type="dxa"/>
+            <w:tcW w:w="2433" w:type="dxa"/>
             <w:tcBorders/>
             <w:vAlign w:val="center"/>
           </w:tcPr>
@@ -14018,7 +14056,7 @@
         <w:trPr/>
         <w:tc>
           <w:tcPr>
-            <w:tcW w:w="1228" w:type="dxa"/>
+            <w:tcW w:w="1227" w:type="dxa"/>
             <w:tcBorders/>
             <w:vAlign w:val="center"/>
           </w:tcPr>
@@ -14037,7 +14075,7 @@
         </w:tc>
         <w:tc>
           <w:tcPr>
-            <w:tcW w:w="2416" w:type="dxa"/>
+            <w:tcW w:w="2417" w:type="dxa"/>
             <w:tcBorders/>
             <w:vAlign w:val="center"/>
           </w:tcPr>
@@ -14056,7 +14094,7 @@
         </w:tc>
         <w:tc>
           <w:tcPr>
-            <w:tcW w:w="1927" w:type="dxa"/>
+            <w:tcW w:w="1926" w:type="dxa"/>
             <w:tcBorders/>
             <w:vAlign w:val="center"/>
           </w:tcPr>
@@ -14075,7 +14113,7 @@
         </w:tc>
         <w:tc>
           <w:tcPr>
-            <w:tcW w:w="2432" w:type="dxa"/>
+            <w:tcW w:w="2433" w:type="dxa"/>
             <w:tcBorders/>
             <w:vAlign w:val="center"/>
           </w:tcPr>
@@ -14119,7 +14157,7 @@
         <w:trPr/>
         <w:tc>
           <w:tcPr>
-            <w:tcW w:w="1228" w:type="dxa"/>
+            <w:tcW w:w="1227" w:type="dxa"/>
             <w:tcBorders/>
             <w:vAlign w:val="center"/>
           </w:tcPr>
@@ -14138,7 +14176,7 @@
         </w:tc>
         <w:tc>
           <w:tcPr>
-            <w:tcW w:w="2416" w:type="dxa"/>
+            <w:tcW w:w="2417" w:type="dxa"/>
             <w:tcBorders/>
             <w:vAlign w:val="center"/>
           </w:tcPr>
@@ -14157,7 +14195,7 @@
         </w:tc>
         <w:tc>
           <w:tcPr>
-            <w:tcW w:w="1927" w:type="dxa"/>
+            <w:tcW w:w="1926" w:type="dxa"/>
             <w:tcBorders/>
             <w:vAlign w:val="center"/>
           </w:tcPr>
@@ -14176,7 +14214,7 @@
         </w:tc>
         <w:tc>
           <w:tcPr>
-            <w:tcW w:w="2432" w:type="dxa"/>
+            <w:tcW w:w="2433" w:type="dxa"/>
             <w:tcBorders/>
             <w:vAlign w:val="center"/>
           </w:tcPr>
@@ -14220,7 +14258,7 @@
         <w:trPr/>
         <w:tc>
           <w:tcPr>
-            <w:tcW w:w="1228" w:type="dxa"/>
+            <w:tcW w:w="1227" w:type="dxa"/>
             <w:tcBorders/>
             <w:vAlign w:val="center"/>
           </w:tcPr>
@@ -14239,7 +14277,7 @@
         </w:tc>
         <w:tc>
           <w:tcPr>
-            <w:tcW w:w="2416" w:type="dxa"/>
+            <w:tcW w:w="2417" w:type="dxa"/>
             <w:tcBorders/>
             <w:vAlign w:val="center"/>
           </w:tcPr>
@@ -14258,7 +14296,7 @@
         </w:tc>
         <w:tc>
           <w:tcPr>
-            <w:tcW w:w="1927" w:type="dxa"/>
+            <w:tcW w:w="1926" w:type="dxa"/>
             <w:tcBorders/>
             <w:vAlign w:val="center"/>
           </w:tcPr>
@@ -14277,7 +14315,7 @@
         </w:tc>
         <w:tc>
           <w:tcPr>
-            <w:tcW w:w="2432" w:type="dxa"/>
+            <w:tcW w:w="2433" w:type="dxa"/>
             <w:tcBorders/>
             <w:vAlign w:val="center"/>
           </w:tcPr>
@@ -14321,7 +14359,7 @@
         <w:trPr/>
         <w:tc>
           <w:tcPr>
-            <w:tcW w:w="1228" w:type="dxa"/>
+            <w:tcW w:w="1227" w:type="dxa"/>
             <w:tcBorders/>
             <w:vAlign w:val="center"/>
           </w:tcPr>
@@ -14340,7 +14378,7 @@
         </w:tc>
         <w:tc>
           <w:tcPr>
-            <w:tcW w:w="2416" w:type="dxa"/>
+            <w:tcW w:w="2417" w:type="dxa"/>
             <w:tcBorders/>
             <w:vAlign w:val="center"/>
           </w:tcPr>
@@ -14359,7 +14397,7 @@
         </w:tc>
         <w:tc>
           <w:tcPr>
-            <w:tcW w:w="1927" w:type="dxa"/>
+            <w:tcW w:w="1926" w:type="dxa"/>
             <w:tcBorders/>
             <w:vAlign w:val="center"/>
           </w:tcPr>
@@ -14378,7 +14416,7 @@
         </w:tc>
         <w:tc>
           <w:tcPr>
-            <w:tcW w:w="2432" w:type="dxa"/>
+            <w:tcW w:w="2433" w:type="dxa"/>
             <w:tcBorders/>
             <w:vAlign w:val="center"/>
           </w:tcPr>
@@ -14426,7 +14464,7 @@
         <w:trPr/>
         <w:tc>
           <w:tcPr>
-            <w:tcW w:w="1228" w:type="dxa"/>
+            <w:tcW w:w="1227" w:type="dxa"/>
             <w:tcBorders/>
             <w:vAlign w:val="center"/>
           </w:tcPr>
@@ -14445,7 +14483,7 @@
         </w:tc>
         <w:tc>
           <w:tcPr>
-            <w:tcW w:w="2416" w:type="dxa"/>
+            <w:tcW w:w="2417" w:type="dxa"/>
             <w:tcBorders/>
             <w:vAlign w:val="center"/>
           </w:tcPr>
@@ -14464,7 +14502,7 @@
         </w:tc>
         <w:tc>
           <w:tcPr>
-            <w:tcW w:w="1927" w:type="dxa"/>
+            <w:tcW w:w="1926" w:type="dxa"/>
             <w:tcBorders/>
             <w:vAlign w:val="center"/>
           </w:tcPr>
@@ -14483,7 +14521,7 @@
         </w:tc>
         <w:tc>
           <w:tcPr>
-            <w:tcW w:w="2432" w:type="dxa"/>
+            <w:tcW w:w="2433" w:type="dxa"/>
             <w:tcBorders/>
             <w:vAlign w:val="center"/>
           </w:tcPr>
@@ -14527,7 +14565,7 @@
         <w:trPr/>
         <w:tc>
           <w:tcPr>
-            <w:tcW w:w="1228" w:type="dxa"/>
+            <w:tcW w:w="1227" w:type="dxa"/>
             <w:tcBorders/>
             <w:vAlign w:val="center"/>
           </w:tcPr>
@@ -14546,7 +14584,7 @@
         </w:tc>
         <w:tc>
           <w:tcPr>
-            <w:tcW w:w="2416" w:type="dxa"/>
+            <w:tcW w:w="2417" w:type="dxa"/>
             <w:tcBorders/>
             <w:vAlign w:val="center"/>
           </w:tcPr>
@@ -14565,7 +14603,7 @@
         </w:tc>
         <w:tc>
           <w:tcPr>
-            <w:tcW w:w="1927" w:type="dxa"/>
+            <w:tcW w:w="1926" w:type="dxa"/>
             <w:tcBorders/>
             <w:vAlign w:val="center"/>
           </w:tcPr>
@@ -14584,7 +14622,7 @@
         </w:tc>
         <w:tc>
           <w:tcPr>
-            <w:tcW w:w="2432" w:type="dxa"/>
+            <w:tcW w:w="2433" w:type="dxa"/>
             <w:tcBorders/>
             <w:vAlign w:val="center"/>
           </w:tcPr>
@@ -14628,7 +14666,7 @@
         <w:trPr/>
         <w:tc>
           <w:tcPr>
-            <w:tcW w:w="1228" w:type="dxa"/>
+            <w:tcW w:w="1227" w:type="dxa"/>
             <w:tcBorders/>
             <w:vAlign w:val="center"/>
           </w:tcPr>
@@ -14647,7 +14685,7 @@
         </w:tc>
         <w:tc>
           <w:tcPr>
-            <w:tcW w:w="2416" w:type="dxa"/>
+            <w:tcW w:w="2417" w:type="dxa"/>
             <w:tcBorders/>
             <w:vAlign w:val="center"/>
           </w:tcPr>
@@ -14666,7 +14704,7 @@
         </w:tc>
         <w:tc>
           <w:tcPr>
-            <w:tcW w:w="1927" w:type="dxa"/>
+            <w:tcW w:w="1926" w:type="dxa"/>
             <w:tcBorders/>
             <w:vAlign w:val="center"/>
           </w:tcPr>
@@ -14685,7 +14723,7 @@
         </w:tc>
         <w:tc>
           <w:tcPr>
-            <w:tcW w:w="2432" w:type="dxa"/>
+            <w:tcW w:w="2433" w:type="dxa"/>
             <w:tcBorders/>
             <w:vAlign w:val="center"/>
           </w:tcPr>
@@ -14729,7 +14767,7 @@
         <w:trPr/>
         <w:tc>
           <w:tcPr>
-            <w:tcW w:w="1228" w:type="dxa"/>
+            <w:tcW w:w="1227" w:type="dxa"/>
             <w:tcBorders/>
             <w:vAlign w:val="center"/>
           </w:tcPr>
@@ -14748,7 +14786,7 @@
         </w:tc>
         <w:tc>
           <w:tcPr>
-            <w:tcW w:w="2416" w:type="dxa"/>
+            <w:tcW w:w="2417" w:type="dxa"/>
             <w:tcBorders/>
             <w:vAlign w:val="center"/>
           </w:tcPr>
@@ -14767,7 +14805,7 @@
         </w:tc>
         <w:tc>
           <w:tcPr>
-            <w:tcW w:w="1927" w:type="dxa"/>
+            <w:tcW w:w="1926" w:type="dxa"/>
             <w:tcBorders/>
             <w:vAlign w:val="center"/>
           </w:tcPr>
@@ -14786,7 +14824,7 @@
         </w:tc>
         <w:tc>
           <w:tcPr>
-            <w:tcW w:w="2432" w:type="dxa"/>
+            <w:tcW w:w="2433" w:type="dxa"/>
             <w:tcBorders/>
             <w:vAlign w:val="center"/>
           </w:tcPr>
@@ -14830,7 +14868,7 @@
         <w:trPr/>
         <w:tc>
           <w:tcPr>
-            <w:tcW w:w="1228" w:type="dxa"/>
+            <w:tcW w:w="1227" w:type="dxa"/>
             <w:tcBorders/>
             <w:vAlign w:val="center"/>
           </w:tcPr>
@@ -14849,7 +14887,7 @@
         </w:tc>
         <w:tc>
           <w:tcPr>
-            <w:tcW w:w="2416" w:type="dxa"/>
+            <w:tcW w:w="2417" w:type="dxa"/>
             <w:tcBorders/>
             <w:vAlign w:val="center"/>
           </w:tcPr>
@@ -14868,7 +14906,7 @@
         </w:tc>
         <w:tc>
           <w:tcPr>
-            <w:tcW w:w="1927" w:type="dxa"/>
+            <w:tcW w:w="1926" w:type="dxa"/>
             <w:tcBorders/>
             <w:vAlign w:val="center"/>
           </w:tcPr>
@@ -14887,7 +14925,7 @@
         </w:tc>
         <w:tc>
           <w:tcPr>
-            <w:tcW w:w="2432" w:type="dxa"/>
+            <w:tcW w:w="2433" w:type="dxa"/>
             <w:tcBorders/>
             <w:vAlign w:val="center"/>
           </w:tcPr>
@@ -14931,7 +14969,7 @@
         <w:trPr/>
         <w:tc>
           <w:tcPr>
-            <w:tcW w:w="1228" w:type="dxa"/>
+            <w:tcW w:w="1227" w:type="dxa"/>
             <w:tcBorders/>
             <w:vAlign w:val="center"/>
           </w:tcPr>
@@ -14950,7 +14988,7 @@
         </w:tc>
         <w:tc>
           <w:tcPr>
-            <w:tcW w:w="2416" w:type="dxa"/>
+            <w:tcW w:w="2417" w:type="dxa"/>
             <w:tcBorders/>
             <w:vAlign w:val="center"/>
           </w:tcPr>
@@ -14969,7 +15007,7 @@
         </w:tc>
         <w:tc>
           <w:tcPr>
-            <w:tcW w:w="1927" w:type="dxa"/>
+            <w:tcW w:w="1926" w:type="dxa"/>
             <w:tcBorders/>
             <w:vAlign w:val="center"/>
           </w:tcPr>
@@ -14988,7 +15026,7 @@
         </w:tc>
         <w:tc>
           <w:tcPr>
-            <w:tcW w:w="2432" w:type="dxa"/>
+            <w:tcW w:w="2433" w:type="dxa"/>
             <w:tcBorders/>
             <w:vAlign w:val="center"/>
           </w:tcPr>
@@ -15032,7 +15070,7 @@
         <w:trPr/>
         <w:tc>
           <w:tcPr>
-            <w:tcW w:w="1228" w:type="dxa"/>
+            <w:tcW w:w="1227" w:type="dxa"/>
             <w:tcBorders/>
             <w:vAlign w:val="center"/>
           </w:tcPr>
@@ -15051,7 +15089,7 @@
         </w:tc>
         <w:tc>
           <w:tcPr>
-            <w:tcW w:w="2416" w:type="dxa"/>
+            <w:tcW w:w="2417" w:type="dxa"/>
             <w:tcBorders/>
             <w:vAlign w:val="center"/>
           </w:tcPr>
@@ -15070,7 +15108,7 @@
         </w:tc>
         <w:tc>
           <w:tcPr>
-            <w:tcW w:w="1927" w:type="dxa"/>
+            <w:tcW w:w="1926" w:type="dxa"/>
             <w:tcBorders/>
             <w:vAlign w:val="center"/>
           </w:tcPr>
@@ -15089,7 +15127,7 @@
         </w:tc>
         <w:tc>
           <w:tcPr>
-            <w:tcW w:w="2432" w:type="dxa"/>
+            <w:tcW w:w="2433" w:type="dxa"/>
             <w:tcBorders/>
             <w:vAlign w:val="center"/>
           </w:tcPr>
@@ -15137,7 +15175,7 @@
         <w:trPr/>
         <w:tc>
           <w:tcPr>
-            <w:tcW w:w="1228" w:type="dxa"/>
+            <w:tcW w:w="1227" w:type="dxa"/>
             <w:tcBorders/>
             <w:vAlign w:val="center"/>
           </w:tcPr>
@@ -15156,7 +15194,7 @@
         </w:tc>
         <w:tc>
           <w:tcPr>
-            <w:tcW w:w="2416" w:type="dxa"/>
+            <w:tcW w:w="2417" w:type="dxa"/>
             <w:tcBorders/>
             <w:vAlign w:val="center"/>
           </w:tcPr>
@@ -15175,7 +15213,7 @@
         </w:tc>
         <w:tc>
           <w:tcPr>
-            <w:tcW w:w="1927" w:type="dxa"/>
+            <w:tcW w:w="1926" w:type="dxa"/>
             <w:tcBorders/>
             <w:vAlign w:val="center"/>
           </w:tcPr>
@@ -15194,7 +15232,7 @@
         </w:tc>
         <w:tc>
           <w:tcPr>
-            <w:tcW w:w="2432" w:type="dxa"/>
+            <w:tcW w:w="2433" w:type="dxa"/>
             <w:tcBorders/>
             <w:vAlign w:val="center"/>
           </w:tcPr>
@@ -15238,7 +15276,7 @@
         <w:trPr/>
         <w:tc>
           <w:tcPr>
-            <w:tcW w:w="1228" w:type="dxa"/>
+            <w:tcW w:w="1227" w:type="dxa"/>
             <w:tcBorders/>
             <w:vAlign w:val="center"/>
           </w:tcPr>
@@ -15257,7 +15295,7 @@
         </w:tc>
         <w:tc>
           <w:tcPr>
-            <w:tcW w:w="2416" w:type="dxa"/>
+            <w:tcW w:w="2417" w:type="dxa"/>
             <w:tcBorders/>
             <w:vAlign w:val="center"/>
           </w:tcPr>
@@ -15276,7 +15314,7 @@
         </w:tc>
         <w:tc>
           <w:tcPr>
-            <w:tcW w:w="1927" w:type="dxa"/>
+            <w:tcW w:w="1926" w:type="dxa"/>
             <w:tcBorders/>
             <w:vAlign w:val="center"/>
           </w:tcPr>
@@ -15295,7 +15333,7 @@
         </w:tc>
         <w:tc>
           <w:tcPr>
-            <w:tcW w:w="2432" w:type="dxa"/>
+            <w:tcW w:w="2433" w:type="dxa"/>
             <w:tcBorders/>
             <w:vAlign w:val="center"/>
           </w:tcPr>
@@ -16203,8 +16241,8 @@
       </w:tblPr>
       <w:tblGrid>
         <w:gridCol w:w="2165"/>
-        <w:gridCol w:w="1251"/>
-        <w:gridCol w:w="2597"/>
+        <w:gridCol w:w="1250"/>
+        <w:gridCol w:w="2598"/>
       </w:tblGrid>
       <w:tr>
         <w:trPr>
@@ -16241,7 +16279,7 @@
         </w:tc>
         <w:tc>
           <w:tcPr>
-            <w:tcW w:w="1251" w:type="dxa"/>
+            <w:tcW w:w="1250" w:type="dxa"/>
             <w:tcBorders>
               <w:top w:val="single" w:sz="2" w:space="0" w:color="FFFFFF"/>
               <w:left w:val="single" w:sz="2" w:space="0" w:color="FFFFFF"/>
@@ -16270,7 +16308,7 @@
         </w:tc>
         <w:tc>
           <w:tcPr>
-            <w:tcW w:w="2597" w:type="dxa"/>
+            <w:tcW w:w="2598" w:type="dxa"/>
             <w:tcBorders>
               <w:top w:val="single" w:sz="2" w:space="0" w:color="FFFFFF"/>
               <w:left w:val="single" w:sz="2" w:space="0" w:color="FFFFFF"/>
@@ -16330,7 +16368,7 @@
         </w:tc>
         <w:tc>
           <w:tcPr>
-            <w:tcW w:w="1251" w:type="dxa"/>
+            <w:tcW w:w="1250" w:type="dxa"/>
             <w:tcBorders/>
             <w:tcMar>
               <w:top w:w="0" w:type="dxa"/>
@@ -16355,7 +16393,7 @@
         </w:tc>
         <w:tc>
           <w:tcPr>
-            <w:tcW w:w="2597" w:type="dxa"/>
+            <w:tcW w:w="2598" w:type="dxa"/>
             <w:tcBorders/>
             <w:tcMar>
               <w:top w:w="0" w:type="dxa"/>
@@ -16414,7 +16452,7 @@
         </w:tc>
         <w:tc>
           <w:tcPr>
-            <w:tcW w:w="1251" w:type="dxa"/>
+            <w:tcW w:w="1250" w:type="dxa"/>
             <w:tcBorders/>
             <w:tcMar>
               <w:top w:w="0" w:type="dxa"/>
@@ -16439,7 +16477,7 @@
         </w:tc>
         <w:tc>
           <w:tcPr>
-            <w:tcW w:w="2597" w:type="dxa"/>
+            <w:tcW w:w="2598" w:type="dxa"/>
             <w:tcBorders/>
             <w:tcMar>
               <w:top w:w="0" w:type="dxa"/>
@@ -16498,7 +16536,7 @@
         </w:tc>
         <w:tc>
           <w:tcPr>
-            <w:tcW w:w="1251" w:type="dxa"/>
+            <w:tcW w:w="1250" w:type="dxa"/>
             <w:tcBorders/>
             <w:tcMar>
               <w:top w:w="0" w:type="dxa"/>
@@ -16523,7 +16561,7 @@
         </w:tc>
         <w:tc>
           <w:tcPr>
-            <w:tcW w:w="2597" w:type="dxa"/>
+            <w:tcW w:w="2598" w:type="dxa"/>
             <w:tcBorders/>
             <w:tcMar>
               <w:top w:w="0" w:type="dxa"/>
@@ -16582,7 +16620,7 @@
         </w:tc>
         <w:tc>
           <w:tcPr>
-            <w:tcW w:w="1251" w:type="dxa"/>
+            <w:tcW w:w="1250" w:type="dxa"/>
             <w:tcBorders/>
             <w:tcMar>
               <w:top w:w="0" w:type="dxa"/>
@@ -16607,7 +16645,7 @@
         </w:tc>
         <w:tc>
           <w:tcPr>
-            <w:tcW w:w="2597" w:type="dxa"/>
+            <w:tcW w:w="2598" w:type="dxa"/>
             <w:tcBorders/>
             <w:tcMar>
               <w:top w:w="0" w:type="dxa"/>
@@ -16748,7 +16786,7 @@
       </w:tblPr>
       <w:tblGrid>
         <w:gridCol w:w="2098"/>
-        <w:gridCol w:w="1265"/>
+        <w:gridCol w:w="1264"/>
         <w:gridCol w:w="2342"/>
         <w:gridCol w:w="1123"/>
       </w:tblGrid>
@@ -16787,7 +16825,7 @@
         </w:tc>
         <w:tc>
           <w:tcPr>
-            <w:tcW w:w="1265" w:type="dxa"/>
+            <w:tcW w:w="1264" w:type="dxa"/>
             <w:tcBorders>
               <w:top w:val="single" w:sz="2" w:space="0" w:color="FFFFFF"/>
               <w:left w:val="single" w:sz="2" w:space="0" w:color="FFFFFF"/>
@@ -16902,7 +16940,7 @@
         </w:tc>
         <w:tc>
           <w:tcPr>
-            <w:tcW w:w="1265" w:type="dxa"/>
+            <w:tcW w:w="1264" w:type="dxa"/>
             <w:tcBorders/>
             <w:tcMar>
               <w:top w:w="0" w:type="dxa"/>
@@ -17005,7 +17043,7 @@
         </w:tc>
         <w:tc>
           <w:tcPr>
-            <w:tcW w:w="1265" w:type="dxa"/>
+            <w:tcW w:w="1264" w:type="dxa"/>
             <w:tcBorders/>
             <w:tcMar>
               <w:top w:w="0" w:type="dxa"/>
@@ -17108,7 +17146,7 @@
         </w:tc>
         <w:tc>
           <w:tcPr>
-            <w:tcW w:w="1265" w:type="dxa"/>
+            <w:tcW w:w="1264" w:type="dxa"/>
             <w:tcBorders/>
             <w:tcMar>
               <w:top w:w="0" w:type="dxa"/>
@@ -17211,7 +17249,7 @@
         </w:tc>
         <w:tc>
           <w:tcPr>
-            <w:tcW w:w="1265" w:type="dxa"/>
+            <w:tcW w:w="1264" w:type="dxa"/>
             <w:tcBorders/>
             <w:tcMar>
               <w:top w:w="0" w:type="dxa"/>
@@ -17314,7 +17352,7 @@
         </w:tc>
         <w:tc>
           <w:tcPr>
-            <w:tcW w:w="1265" w:type="dxa"/>
+            <w:tcW w:w="1264" w:type="dxa"/>
             <w:tcBorders/>
             <w:tcMar>
               <w:top w:w="0" w:type="dxa"/>
@@ -17417,7 +17455,7 @@
         </w:tc>
         <w:tc>
           <w:tcPr>
-            <w:tcW w:w="1265" w:type="dxa"/>
+            <w:tcW w:w="1264" w:type="dxa"/>
             <w:tcBorders/>
             <w:tcMar>
               <w:top w:w="0" w:type="dxa"/>
@@ -17520,7 +17558,7 @@
         </w:tc>
         <w:tc>
           <w:tcPr>
-            <w:tcW w:w="1265" w:type="dxa"/>
+            <w:tcW w:w="1264" w:type="dxa"/>
             <w:tcBorders/>
             <w:tcMar>
               <w:top w:w="0" w:type="dxa"/>
@@ -17623,7 +17661,7 @@
         </w:tc>
         <w:tc>
           <w:tcPr>
-            <w:tcW w:w="1265" w:type="dxa"/>
+            <w:tcW w:w="1264" w:type="dxa"/>
             <w:tcBorders/>
             <w:tcMar>
               <w:top w:w="0" w:type="dxa"/>
@@ -17726,7 +17764,7 @@
         </w:tc>
         <w:tc>
           <w:tcPr>
-            <w:tcW w:w="1265" w:type="dxa"/>
+            <w:tcW w:w="1264" w:type="dxa"/>
             <w:tcBorders/>
             <w:tcMar>
               <w:top w:w="0" w:type="dxa"/>
@@ -17829,7 +17867,7 @@
         </w:tc>
         <w:tc>
           <w:tcPr>
-            <w:tcW w:w="1265" w:type="dxa"/>
+            <w:tcW w:w="1264" w:type="dxa"/>
             <w:tcBorders/>
             <w:tcMar>
               <w:top w:w="0" w:type="dxa"/>
@@ -17932,7 +17970,7 @@
         </w:tc>
         <w:tc>
           <w:tcPr>
-            <w:tcW w:w="1265" w:type="dxa"/>
+            <w:tcW w:w="1264" w:type="dxa"/>
             <w:tcBorders/>
             <w:tcMar>
               <w:top w:w="0" w:type="dxa"/>
@@ -18035,7 +18073,7 @@
         </w:tc>
         <w:tc>
           <w:tcPr>
-            <w:tcW w:w="1265" w:type="dxa"/>
+            <w:tcW w:w="1264" w:type="dxa"/>
             <w:tcBorders/>
             <w:tcMar>
               <w:top w:w="0" w:type="dxa"/>
@@ -18138,7 +18176,7 @@
         </w:tc>
         <w:tc>
           <w:tcPr>
-            <w:tcW w:w="1265" w:type="dxa"/>
+            <w:tcW w:w="1264" w:type="dxa"/>
             <w:tcBorders/>
             <w:tcMar>
               <w:top w:w="0" w:type="dxa"/>
@@ -18388,7 +18426,7 @@
       <w:tblGrid>
         <w:gridCol w:w="2077"/>
         <w:gridCol w:w="1265"/>
-        <w:gridCol w:w="4182"/>
+        <w:gridCol w:w="4181"/>
         <w:gridCol w:w="1123"/>
       </w:tblGrid>
       <w:tr>
@@ -18455,7 +18493,7 @@
         </w:tc>
         <w:tc>
           <w:tcPr>
-            <w:tcW w:w="4182" w:type="dxa"/>
+            <w:tcW w:w="4181" w:type="dxa"/>
             <w:tcBorders>
               <w:top w:val="single" w:sz="2" w:space="0" w:color="FFFFFF"/>
               <w:left w:val="single" w:sz="2" w:space="0" w:color="FFFFFF"/>
@@ -18566,7 +18604,7 @@
         </w:tc>
         <w:tc>
           <w:tcPr>
-            <w:tcW w:w="4182" w:type="dxa"/>
+            <w:tcW w:w="4181" w:type="dxa"/>
             <w:tcBorders/>
             <w:tcMar>
               <w:top w:w="0" w:type="dxa"/>
@@ -18669,7 +18707,7 @@
         </w:tc>
         <w:tc>
           <w:tcPr>
-            <w:tcW w:w="4182" w:type="dxa"/>
+            <w:tcW w:w="4181" w:type="dxa"/>
             <w:tcBorders/>
             <w:tcMar>
               <w:top w:w="0" w:type="dxa"/>
@@ -18772,7 +18810,7 @@
         </w:tc>
         <w:tc>
           <w:tcPr>
-            <w:tcW w:w="4182" w:type="dxa"/>
+            <w:tcW w:w="4181" w:type="dxa"/>
             <w:tcBorders/>
             <w:tcMar>
               <w:top w:w="0" w:type="dxa"/>
@@ -19044,9 +19082,9 @@
       </w:tblPr>
       <w:tblGrid>
         <w:gridCol w:w="2845"/>
-        <w:gridCol w:w="1265"/>
-        <w:gridCol w:w="2631"/>
-        <w:gridCol w:w="1123"/>
+        <w:gridCol w:w="1264"/>
+        <w:gridCol w:w="2632"/>
+        <w:gridCol w:w="1122"/>
       </w:tblGrid>
       <w:tr>
         <w:trPr>
@@ -19083,7 +19121,7 @@
         </w:tc>
         <w:tc>
           <w:tcPr>
-            <w:tcW w:w="1265" w:type="dxa"/>
+            <w:tcW w:w="1264" w:type="dxa"/>
             <w:tcBorders>
               <w:top w:val="single" w:sz="2" w:space="0" w:color="FFFFFF"/>
               <w:left w:val="single" w:sz="2" w:space="0" w:color="FFFFFF"/>
@@ -19112,7 +19150,7 @@
         </w:tc>
         <w:tc>
           <w:tcPr>
-            <w:tcW w:w="2631" w:type="dxa"/>
+            <w:tcW w:w="2632" w:type="dxa"/>
             <w:tcBorders>
               <w:top w:val="single" w:sz="2" w:space="0" w:color="FFFFFF"/>
               <w:left w:val="single" w:sz="2" w:space="0" w:color="FFFFFF"/>
@@ -19141,7 +19179,7 @@
         </w:tc>
         <w:tc>
           <w:tcPr>
-            <w:tcW w:w="1123" w:type="dxa"/>
+            <w:tcW w:w="1122" w:type="dxa"/>
             <w:tcBorders>
               <w:top w:val="single" w:sz="2" w:space="0" w:color="FFFFFF"/>
               <w:left w:val="single" w:sz="2" w:space="0" w:color="FFFFFF"/>
@@ -19198,7 +19236,7 @@
         </w:tc>
         <w:tc>
           <w:tcPr>
-            <w:tcW w:w="1265" w:type="dxa"/>
+            <w:tcW w:w="1264" w:type="dxa"/>
             <w:tcBorders/>
             <w:tcMar>
               <w:top w:w="0" w:type="dxa"/>
@@ -19223,7 +19261,7 @@
         </w:tc>
         <w:tc>
           <w:tcPr>
-            <w:tcW w:w="2631" w:type="dxa"/>
+            <w:tcW w:w="2632" w:type="dxa"/>
             <w:tcBorders/>
             <w:tcMar>
               <w:top w:w="0" w:type="dxa"/>
@@ -19248,7 +19286,7 @@
         </w:tc>
         <w:tc>
           <w:tcPr>
-            <w:tcW w:w="1123" w:type="dxa"/>
+            <w:tcW w:w="1122" w:type="dxa"/>
             <w:tcBorders/>
             <w:tcMar>
               <w:top w:w="0" w:type="dxa"/>
@@ -19311,7 +19349,7 @@
         </w:tc>
         <w:tc>
           <w:tcPr>
-            <w:tcW w:w="1265" w:type="dxa"/>
+            <w:tcW w:w="1264" w:type="dxa"/>
             <w:tcBorders/>
             <w:tcMar>
               <w:top w:w="0" w:type="dxa"/>
@@ -19336,7 +19374,7 @@
         </w:tc>
         <w:tc>
           <w:tcPr>
-            <w:tcW w:w="2631" w:type="dxa"/>
+            <w:tcW w:w="2632" w:type="dxa"/>
             <w:tcBorders/>
             <w:tcMar>
               <w:top w:w="0" w:type="dxa"/>
@@ -19361,7 +19399,7 @@
         </w:tc>
         <w:tc>
           <w:tcPr>
-            <w:tcW w:w="1123" w:type="dxa"/>
+            <w:tcW w:w="1122" w:type="dxa"/>
             <w:tcBorders/>
             <w:tcMar>
               <w:top w:w="0" w:type="dxa"/>
@@ -19414,7 +19452,7 @@
         </w:tc>
         <w:tc>
           <w:tcPr>
-            <w:tcW w:w="1265" w:type="dxa"/>
+            <w:tcW w:w="1264" w:type="dxa"/>
             <w:tcBorders/>
             <w:tcMar>
               <w:top w:w="0" w:type="dxa"/>
@@ -19439,7 +19477,7 @@
         </w:tc>
         <w:tc>
           <w:tcPr>
-            <w:tcW w:w="2631" w:type="dxa"/>
+            <w:tcW w:w="2632" w:type="dxa"/>
             <w:tcBorders/>
             <w:tcMar>
               <w:top w:w="0" w:type="dxa"/>
@@ -19464,7 +19502,7 @@
         </w:tc>
         <w:tc>
           <w:tcPr>
-            <w:tcW w:w="1123" w:type="dxa"/>
+            <w:tcW w:w="1122" w:type="dxa"/>
             <w:tcBorders/>
             <w:tcMar>
               <w:top w:w="0" w:type="dxa"/>
@@ -19517,7 +19555,7 @@
         </w:tc>
         <w:tc>
           <w:tcPr>
-            <w:tcW w:w="1265" w:type="dxa"/>
+            <w:tcW w:w="1264" w:type="dxa"/>
             <w:tcBorders/>
             <w:tcMar>
               <w:top w:w="0" w:type="dxa"/>
@@ -19542,7 +19580,7 @@
         </w:tc>
         <w:tc>
           <w:tcPr>
-            <w:tcW w:w="2631" w:type="dxa"/>
+            <w:tcW w:w="2632" w:type="dxa"/>
             <w:tcBorders/>
             <w:tcMar>
               <w:top w:w="0" w:type="dxa"/>
@@ -19567,7 +19605,7 @@
         </w:tc>
         <w:tc>
           <w:tcPr>
-            <w:tcW w:w="1123" w:type="dxa"/>
+            <w:tcW w:w="1122" w:type="dxa"/>
             <w:tcBorders/>
             <w:tcMar>
               <w:top w:w="0" w:type="dxa"/>
@@ -20057,32 +20095,7 @@
           <w:sz w:val="28"/>
         </w:rPr>
         <w:br/>
-      </w:r>
-      <w:r>
-        <w:rPr>
-          <w:rFonts w:ascii="webkit-standard" w:hAnsi="webkit-standard"/>
-          <w:b w:val="false"/>
-          <w:i w:val="false"/>
-          <w:caps w:val="false"/>
-          <w:smallCaps w:val="false"/>
-          <w:color w:val="FF1744"/>
-          <w:spacing w:val="0"/>
-          <w:sz w:val="28"/>
-        </w:rPr>
-        <w:t>A</w:t>
-      </w:r>
-      <w:r>
-        <w:rPr>
-          <w:rFonts w:ascii="webkit-standard" w:hAnsi="webkit-standard"/>
-          <w:b w:val="false"/>
-          <w:i w:val="false"/>
-          <w:caps w:val="false"/>
-          <w:smallCaps w:val="false"/>
-          <w:color w:val="FF1744"/>
-          <w:spacing w:val="0"/>
-          <w:sz w:val="28"/>
-        </w:rPr>
-        <w:t>lso most important aspect here to note is: the accuracy is 78.19 percent for Default or GLM-4.6V-Flash which is already a free tier AI.</w:t>
+        <w:t>Also most important aspect here to note is: the accuracy is 78.19 percent for Default or GLM-4.6V-Flash which is already a free tier AI.</w:t>
         <w:br/>
         <w:br/>
         <w:t>Using The tools configuration to high precision models like claude sonnet 4.1, the precision would improve much more around 85-90%. As such the focus should be on the architecture and nature of the tool over precision since that depends on the models itself.</w:t>
@@ -20092,7 +20105,6 @@
       <w:type w:val="continuous"/>
       <w:pgSz w:w="11906" w:h="16838"/>
       <w:pgMar w:left="1134" w:right="1134" w:gutter="0" w:header="0" w:top="1134" w:footer="0" w:bottom="1134"/>
-      <w:pgNumType w:fmt="decimal"/>
       <w:formProt w:val="false"/>
       <w:textDirection w:val="lrTb"/>
       <w:docGrid w:type="default" w:linePitch="100" w:charSpace="0"/>
@@ -22513,8 +22525,8 @@
       <w:bCs/>
     </w:rPr>
   </w:style>
-  <w:style w:type="character" w:styleId="Bulletsuser">
-    <w:name w:val="Bullets (user)"/>
+  <w:style w:type="character" w:styleId="Bullets">
+    <w:name w:val="Bullets"/>
     <w:qFormat/>
     <w:rPr>
       <w:rFonts w:ascii="OpenSymbol" w:hAnsi="OpenSymbol" w:eastAsia="OpenSymbol" w:cs="OpenSymbol"/>
@@ -22547,8 +22559,8 @@
     <w:qFormat/>
     <w:rPr/>
   </w:style>
-  <w:style w:type="character" w:styleId="Bullets">
-    <w:name w:val="Bullets"/>
+  <w:style w:type="character" w:styleId="Bulletsuser">
+    <w:name w:val="Bullets (user)"/>
     <w:qFormat/>
     <w:rPr>
       <w:rFonts w:ascii="OpenSymbol" w:hAnsi="OpenSymbol" w:eastAsia="OpenSymbol" w:cs="OpenSymbol"/>
